--- a/assets/assignments/lab1/Prerequisites.docx
+++ b/assets/assignments/lab1/Prerequisites.docx
@@ -1,10 +1,10 @@
 
 <file path=word/document.xml><?xml version="1.0" encoding="utf-8"?>
-<w:document xmlns:wpc="http://schemas.microsoft.com/office/word/2010/wordprocessingCanvas" xmlns:mc="http://schemas.openxmlformats.org/markup-compatibility/2006" xmlns:o="urn:schemas-microsoft-com:office:office" xmlns:r="http://schemas.openxmlformats.org/officeDocument/2006/relationships" xmlns:m="http://schemas.openxmlformats.org/officeDocument/2006/math" xmlns:v="urn:schemas-microsoft-com:vml" xmlns:wp14="http://schemas.microsoft.com/office/word/2010/wordprocessingDrawing" xmlns:wp="http://schemas.openxmlformats.org/drawingml/2006/wordprocessingDrawing" xmlns:w="http://schemas.openxmlformats.org/wordprocessingml/2006/main" xmlns:w14="http://schemas.microsoft.com/office/word/2010/wordml" xmlns:w10="urn:schemas-microsoft-com:office:word" xmlns:w15="http://schemas.microsoft.com/office/word/2012/wordml" xmlns:wpg="http://schemas.microsoft.com/office/word/2010/wordprocessingGroup" xmlns:wpi="http://schemas.microsoft.com/office/word/2010/wordprocessingInk" xmlns:wne="http://schemas.microsoft.com/office/word/2006/wordml" xmlns:wps="http://schemas.microsoft.com/office/word/2010/wordprocessingShape" xmlns:wpsCustomData="http://www.wps.cn/officeDocument/2013/wpsCustomData" mc:Ignorable="w14 w15 wp14">
+<w:document xmlns:wpc="http://schemas.microsoft.com/office/word/2010/wordprocessingCanvas" xmlns:cx="http://schemas.microsoft.com/office/drawing/2014/chartex" xmlns:cx1="http://schemas.microsoft.com/office/drawing/2015/9/8/chartex" xmlns:cx2="http://schemas.microsoft.com/office/drawing/2015/10/21/chartex" xmlns:cx3="http://schemas.microsoft.com/office/drawing/2016/5/9/chartex" xmlns:cx4="http://schemas.microsoft.com/office/drawing/2016/5/10/chartex" xmlns:cx5="http://schemas.microsoft.com/office/drawing/2016/5/11/chartex" xmlns:cx6="http://schemas.microsoft.com/office/drawing/2016/5/12/chartex" xmlns:cx7="http://schemas.microsoft.com/office/drawing/2016/5/13/chartex" xmlns:cx8="http://schemas.microsoft.com/office/drawing/2016/5/14/chartex" xmlns:mc="http://schemas.openxmlformats.org/markup-compatibility/2006" xmlns:aink="http://schemas.microsoft.com/office/drawing/2016/ink" xmlns:am3d="http://schemas.microsoft.com/office/drawing/2017/model3d" xmlns:o="urn:schemas-microsoft-com:office:office" xmlns:r="http://schemas.openxmlformats.org/officeDocument/2006/relationships" xmlns:m="http://schemas.openxmlformats.org/officeDocument/2006/math" xmlns:v="urn:schemas-microsoft-com:vml" xmlns:wp14="http://schemas.microsoft.com/office/word/2010/wordprocessingDrawing" xmlns:wp="http://schemas.openxmlformats.org/drawingml/2006/wordprocessingDrawing" xmlns:w10="urn:schemas-microsoft-com:office:word" xmlns:w="http://schemas.openxmlformats.org/wordprocessingml/2006/main" xmlns:w14="http://schemas.microsoft.com/office/word/2010/wordml" xmlns:w15="http://schemas.microsoft.com/office/word/2012/wordml" xmlns:w16cex="http://schemas.microsoft.com/office/word/2018/wordml/cex" xmlns:w16cid="http://schemas.microsoft.com/office/word/2016/wordml/cid" xmlns:w16="http://schemas.microsoft.com/office/word/2018/wordml" xmlns:w16sdtdh="http://schemas.microsoft.com/office/word/2020/wordml/sdtdatahash" xmlns:w16se="http://schemas.microsoft.com/office/word/2015/wordml/symex" xmlns:wpg="http://schemas.microsoft.com/office/word/2010/wordprocessingGroup" xmlns:wpi="http://schemas.microsoft.com/office/word/2010/wordprocessingInk" xmlns:wne="http://schemas.microsoft.com/office/word/2006/wordml" xmlns:wps="http://schemas.microsoft.com/office/word/2010/wordprocessingShape" mc:Ignorable="w14 w15 w16se w16cid w16 w16cex w16sdtdh wp14">
   <w:body>
     <w:p>
       <w:pPr>
-        <w:ind w:firstLine="0" w:firstLineChars="0"/>
+        <w:ind w:firstLineChars="0" w:firstLine="0"/>
         <w:jc w:val="center"/>
         <w:rPr>
           <w:b/>
@@ -20,49 +20,7 @@
           <w:sz w:val="32"/>
           <w:szCs w:val="32"/>
         </w:rPr>
-        <w:t>Machine Learning Course 202</w:t>
-      </w:r>
-      <w:r>
-        <w:rPr>
-          <w:rFonts w:hint="eastAsia"/>
-          <w:b/>
-          <w:bCs/>
-          <w:sz w:val="32"/>
-          <w:szCs w:val="32"/>
-          <w:lang w:val="en-US" w:eastAsia="zh-CN"/>
-        </w:rPr>
-        <w:t>5</w:t>
-      </w:r>
-      <w:r>
-        <w:rPr>
-          <w:b/>
-          <w:bCs/>
-          <w:sz w:val="32"/>
-          <w:szCs w:val="32"/>
-        </w:rPr>
-        <w:t xml:space="preserve"> </w:t>
-      </w:r>
-      <w:r>
-        <w:rPr>
-          <w:rFonts w:hint="eastAsia"/>
-          <w:b/>
-          <w:bCs/>
-          <w:sz w:val="32"/>
-          <w:szCs w:val="32"/>
-          <w:lang w:val="en-US" w:eastAsia="zh-CN"/>
-        </w:rPr>
-        <w:t>Autumn</w:t>
-      </w:r>
-      <w:bookmarkStart w:id="0" w:name="_GoBack"/>
-      <w:bookmarkEnd w:id="0"/>
-      <w:r>
-        <w:rPr>
-          <w:b/>
-          <w:bCs/>
-          <w:sz w:val="32"/>
-          <w:szCs w:val="32"/>
-        </w:rPr>
-        <w:t>: Prerequisites</w:t>
+        <w:t>Machine Learning Course 2026 Autumn: Prerequisites</w:t>
       </w:r>
     </w:p>
     <w:p>
@@ -80,7 +38,7 @@
     </w:p>
     <w:p>
       <w:pPr>
-        <w:pStyle w:val="2"/>
+        <w:pStyle w:val="Heading1"/>
         <w:spacing w:before="156" w:after="156"/>
       </w:pPr>
       <w:r>
@@ -95,7 +53,7 @@
     </w:p>
     <w:p>
       <w:pPr>
-        <w:pStyle w:val="11"/>
+        <w:pStyle w:val="ListParagraph"/>
         <w:numPr>
           <w:ilvl w:val="0"/>
           <w:numId w:val="1"/>
@@ -106,7 +64,19 @@
         <w:rPr>
           <w:rFonts w:hint="eastAsia"/>
         </w:rPr>
-        <w:t>Python环境配置，包括开源P</w:t>
+        <w:t>Python</w:t>
+      </w:r>
+      <w:r>
+        <w:rPr>
+          <w:rFonts w:hint="eastAsia"/>
+        </w:rPr>
+        <w:t>环境配置，包括开源</w:t>
+      </w:r>
+      <w:r>
+        <w:rPr>
+          <w:rFonts w:hint="eastAsia"/>
+        </w:rPr>
+        <w:t>P</w:t>
       </w:r>
       <w:r>
         <w:t>ython</w:t>
@@ -115,7 +85,13 @@
         <w:rPr>
           <w:rFonts w:hint="eastAsia"/>
         </w:rPr>
-        <w:t>发行版本A</w:t>
+        <w:t>发行版本</w:t>
+      </w:r>
+      <w:r>
+        <w:rPr>
+          <w:rFonts w:hint="eastAsia"/>
+        </w:rPr>
+        <w:t>A</w:t>
       </w:r>
       <w:r>
         <w:t>naconda</w:t>
@@ -124,7 +100,13 @@
         <w:rPr>
           <w:rFonts w:hint="eastAsia"/>
         </w:rPr>
-        <w:t>的安装以及基于网页的交互计算应用程序J</w:t>
+        <w:t>的安装以及基于网页的交互计算应用程序</w:t>
+      </w:r>
+      <w:r>
+        <w:rPr>
+          <w:rFonts w:hint="eastAsia"/>
+        </w:rPr>
+        <w:t>J</w:t>
       </w:r>
       <w:r>
         <w:t>upyter Notebook</w:t>
@@ -138,7 +120,7 @@
     </w:p>
     <w:p>
       <w:pPr>
-        <w:pStyle w:val="11"/>
+        <w:pStyle w:val="ListParagraph"/>
         <w:numPr>
           <w:ilvl w:val="0"/>
           <w:numId w:val="1"/>
@@ -149,30 +131,48 @@
         <w:rPr>
           <w:rFonts w:hint="eastAsia"/>
         </w:rPr>
-        <w:t>调用s</w:t>
-      </w:r>
-      <w:r>
-        <w:t>klearn</w:t>
-      </w:r>
-      <w:r>
-        <w:rPr>
-          <w:rFonts w:hint="eastAsia"/>
-        </w:rPr>
-        <w:t>机器学习库中的机器学习模型以及数据集实现线性回归、逻辑回归、决策树、支持向量机、朴素贝叶斯、K近邻</w:t>
-      </w:r>
-      <w:r>
+        <w:t>调用</w:t>
+      </w:r>
+      <w:r>
+        <w:rPr>
+          <w:rFonts w:hint="eastAsia"/>
+        </w:rPr>
+        <w:t>sklearn</w:t>
+      </w:r>
+      <w:r>
+        <w:rPr>
+          <w:rFonts w:hint="eastAsia"/>
+        </w:rPr>
+        <w:t>机器学习库中的机器学习模型以及数据集实现线性回归、逻辑回归、决策树、支持向量机、朴素贝叶斯、</w:t>
+      </w:r>
+      <w:r>
+        <w:rPr>
+          <w:rFonts w:hint="eastAsia"/>
+        </w:rPr>
+        <w:t>K</w:t>
+      </w:r>
+      <w:r>
+        <w:rPr>
+          <w:rFonts w:hint="eastAsia"/>
+        </w:rPr>
+        <w:t>近邻</w:t>
+      </w:r>
+      <w:r>
+        <w:rPr>
+          <w:rFonts w:hint="eastAsia"/>
+        </w:rPr>
         <w:t>6</w:t>
       </w:r>
       <w:r>
         <w:rPr>
           <w:rFonts w:hint="eastAsia"/>
         </w:rPr>
-        <w:t>个经典分类器。</w:t>
-      </w:r>
-    </w:p>
-    <w:p>
-      <w:pPr>
-        <w:pStyle w:val="3"/>
+        <w:t>个经典模型。</w:t>
+      </w:r>
+    </w:p>
+    <w:p>
+      <w:pPr>
+        <w:pStyle w:val="Heading2"/>
         <w:spacing w:before="156" w:after="156"/>
       </w:pPr>
       <w:r>
@@ -182,12 +182,18 @@
         <w:rPr>
           <w:rFonts w:hint="eastAsia"/>
         </w:rPr>
-        <w:t>ython环境配置</w:t>
-      </w:r>
-    </w:p>
-    <w:p>
-      <w:pPr>
-        <w:pStyle w:val="4"/>
+        <w:t>ython</w:t>
+      </w:r>
+      <w:r>
+        <w:rPr>
+          <w:rFonts w:hint="eastAsia"/>
+        </w:rPr>
+        <w:t>环境配置</w:t>
+      </w:r>
+    </w:p>
+    <w:p>
+      <w:pPr>
+        <w:pStyle w:val="Heading3"/>
         <w:spacing w:before="156" w:after="156"/>
       </w:pPr>
       <w:r>
@@ -211,7 +217,13 @@
         <w:rPr>
           <w:rFonts w:hint="eastAsia"/>
         </w:rPr>
-        <w:t>进入Ana</w:t>
+        <w:t>进入</w:t>
+      </w:r>
+      <w:r>
+        <w:rPr>
+          <w:rFonts w:hint="eastAsia"/>
+        </w:rPr>
+        <w:t>Ana</w:t>
       </w:r>
       <w:r>
         <w:t>conda</w:t>
@@ -229,7 +241,13 @@
         <w:rPr>
           <w:rFonts w:hint="eastAsia"/>
         </w:rPr>
-        <w:t>），选择适配自己电脑操作系统环境的Ana</w:t>
+        <w:t>），选择适配自己电脑操作系统环境的</w:t>
+      </w:r>
+      <w:r>
+        <w:rPr>
+          <w:rFonts w:hint="eastAsia"/>
+        </w:rPr>
+        <w:t>Ana</w:t>
       </w:r>
       <w:r>
         <w:t>conda</w:t>
@@ -244,7 +262,7 @@
     <w:p>
       <w:pPr>
         <w:spacing w:line="240" w:lineRule="auto"/>
-        <w:ind w:firstLine="0" w:firstLineChars="0"/>
+        <w:ind w:firstLineChars="0" w:firstLine="0"/>
         <w:jc w:val="center"/>
         <w:rPr>
           <w:rFonts w:cs="Times New Roman"/>
@@ -252,8 +270,11 @@
         </w:rPr>
       </w:pPr>
       <w:r>
+        <w:rPr>
+          <w:noProof/>
+        </w:rPr>
         <w:drawing>
-          <wp:inline distT="0" distB="0" distL="0" distR="0">
+          <wp:inline distT="0" distB="0" distL="0" distR="0" wp14:anchorId="13104CE6" wp14:editId="7362C1A2">
             <wp:extent cx="4195445" cy="2907030"/>
             <wp:effectExtent l="0" t="0" r="0" b="7620"/>
             <wp:docPr id="1" name="图片 1"/>
@@ -270,7 +291,7 @@
                     </pic:cNvPicPr>
                   </pic:nvPicPr>
                   <pic:blipFill>
-                    <a:blip r:embed="rId12"/>
+                    <a:blip r:embed="rId7"/>
                     <a:stretch>
                       <a:fillRect/>
                     </a:stretch>
@@ -293,8 +314,8 @@
     </w:p>
     <w:p>
       <w:pPr>
-        <w:spacing w:after="156" w:afterLines="50" w:line="240" w:lineRule="auto"/>
-        <w:ind w:firstLine="0" w:firstLineChars="0"/>
+        <w:spacing w:afterLines="50" w:after="156" w:line="240" w:lineRule="auto"/>
+        <w:ind w:firstLineChars="0" w:firstLine="0"/>
         <w:jc w:val="center"/>
         <w:rPr>
           <w:rFonts w:cs="Times New Roman"/>
@@ -304,11 +325,19 @@
       </w:pPr>
       <w:r>
         <w:rPr>
-          <w:rFonts w:hint="eastAsia" w:cs="Times New Roman"/>
-          <w:sz w:val="21"/>
-          <w:szCs w:val="21"/>
-        </w:rPr>
-        <w:t>图1</w:t>
+          <w:rFonts w:cs="Times New Roman" w:hint="eastAsia"/>
+          <w:sz w:val="21"/>
+          <w:szCs w:val="21"/>
+        </w:rPr>
+        <w:t>图</w:t>
+      </w:r>
+      <w:r>
+        <w:rPr>
+          <w:rFonts w:cs="Times New Roman" w:hint="eastAsia"/>
+          <w:sz w:val="21"/>
+          <w:szCs w:val="21"/>
+        </w:rPr>
+        <w:t>1</w:t>
       </w:r>
       <w:r>
         <w:rPr>
@@ -320,11 +349,19 @@
       </w:r>
       <w:r>
         <w:rPr>
-          <w:rFonts w:hint="eastAsia" w:cs="Times New Roman"/>
-          <w:sz w:val="21"/>
-          <w:szCs w:val="21"/>
-        </w:rPr>
-        <w:t>naconda安装示意图</w:t>
+          <w:rFonts w:cs="Times New Roman" w:hint="eastAsia"/>
+          <w:sz w:val="21"/>
+          <w:szCs w:val="21"/>
+        </w:rPr>
+        <w:t>naconda</w:t>
+      </w:r>
+      <w:r>
+        <w:rPr>
+          <w:rFonts w:cs="Times New Roman" w:hint="eastAsia"/>
+          <w:sz w:val="21"/>
+          <w:szCs w:val="21"/>
+        </w:rPr>
+        <w:t>安装示意图</w:t>
       </w:r>
     </w:p>
     <w:p>
@@ -337,7 +374,7 @@
       </w:pPr>
       <w:r>
         <w:rPr>
-          <w:rFonts w:hint="eastAsia" w:cs="Times New Roman"/>
+          <w:rFonts w:cs="Times New Roman" w:hint="eastAsia"/>
           <w:szCs w:val="24"/>
         </w:rPr>
         <w:t>若要验证安装结果，可选以下任意方法：</w:t>
@@ -345,7 +382,7 @@
     </w:p>
     <w:p>
       <w:pPr>
-        <w:pStyle w:val="11"/>
+        <w:pStyle w:val="ListParagraph"/>
         <w:numPr>
           <w:ilvl w:val="0"/>
           <w:numId w:val="2"/>
@@ -356,7 +393,13 @@
         <w:rPr>
           <w:rFonts w:hint="eastAsia"/>
         </w:rPr>
-        <w:t>“开始→A</w:t>
+        <w:t>“开始→</w:t>
+      </w:r>
+      <w:r>
+        <w:rPr>
+          <w:rFonts w:hint="eastAsia"/>
+        </w:rPr>
+        <w:t>A</w:t>
       </w:r>
       <w:r>
         <w:t>naconda3</w:t>
@@ -365,7 +408,13 @@
         <w:rPr>
           <w:rFonts w:hint="eastAsia"/>
         </w:rPr>
-        <w:t>→A</w:t>
+        <w:t>→</w:t>
+      </w:r>
+      <w:r>
+        <w:rPr>
+          <w:rFonts w:hint="eastAsia"/>
+        </w:rPr>
+        <w:t>A</w:t>
       </w:r>
       <w:r>
         <w:t>naconda Navigator</w:t>
@@ -374,7 +423,13 @@
         <w:rPr>
           <w:rFonts w:hint="eastAsia"/>
         </w:rPr>
-        <w:t>”，若成功启动A</w:t>
+        <w:t>”，若成功启动</w:t>
+      </w:r>
+      <w:r>
+        <w:rPr>
+          <w:rFonts w:hint="eastAsia"/>
+        </w:rPr>
+        <w:t>A</w:t>
       </w:r>
       <w:r>
         <w:t>naconda Navigator</w:t>
@@ -383,12 +438,24 @@
         <w:rPr>
           <w:rFonts w:hint="eastAsia"/>
         </w:rPr>
-        <w:t>，显示如图2所示界面，则说明安装成功。</w:t>
-      </w:r>
-    </w:p>
-    <w:p>
-      <w:pPr>
-        <w:pStyle w:val="11"/>
+        <w:t>，显示如图</w:t>
+      </w:r>
+      <w:r>
+        <w:rPr>
+          <w:rFonts w:hint="eastAsia"/>
+        </w:rPr>
+        <w:t>2</w:t>
+      </w:r>
+      <w:r>
+        <w:rPr>
+          <w:rFonts w:hint="eastAsia"/>
+        </w:rPr>
+        <w:t>所示界面，则说明安装成功。</w:t>
+      </w:r>
+    </w:p>
+    <w:p>
+      <w:pPr>
+        <w:pStyle w:val="ListParagraph"/>
         <w:numPr>
           <w:ilvl w:val="0"/>
           <w:numId w:val="2"/>
@@ -399,7 +466,13 @@
         <w:rPr>
           <w:rFonts w:hint="eastAsia"/>
         </w:rPr>
-        <w:t>“开始→A</w:t>
+        <w:t>“开始→</w:t>
+      </w:r>
+      <w:r>
+        <w:rPr>
+          <w:rFonts w:hint="eastAsia"/>
+        </w:rPr>
+        <w:t>A</w:t>
       </w:r>
       <w:r>
         <w:t>naconda3</w:t>
@@ -408,7 +481,13 @@
         <w:rPr>
           <w:rFonts w:hint="eastAsia"/>
         </w:rPr>
-        <w:t>→右键点击Anaconda</w:t>
+        <w:t>→右键点击</w:t>
+      </w:r>
+      <w:r>
+        <w:rPr>
+          <w:rFonts w:hint="eastAsia"/>
+        </w:rPr>
+        <w:t>Anaconda</w:t>
       </w:r>
       <w:r>
         <w:t xml:space="preserve"> Prompt</w:t>
@@ -417,7 +496,13 @@
         <w:rPr>
           <w:rFonts w:hint="eastAsia"/>
         </w:rPr>
-        <w:t>→以管理员身份运行”，在Anaconda</w:t>
+        <w:t>→以管理员身份运行”，在</w:t>
+      </w:r>
+      <w:r>
+        <w:rPr>
+          <w:rFonts w:hint="eastAsia"/>
+        </w:rPr>
+        <w:t>Anaconda</w:t>
       </w:r>
       <w:r>
         <w:t xml:space="preserve"> Prompt</w:t>
@@ -426,7 +511,13 @@
         <w:rPr>
           <w:rFonts w:hint="eastAsia"/>
         </w:rPr>
-        <w:t>中输入c</w:t>
+        <w:t>中输入</w:t>
+      </w:r>
+      <w:r>
+        <w:rPr>
+          <w:rFonts w:hint="eastAsia"/>
+        </w:rPr>
+        <w:t>c</w:t>
       </w:r>
       <w:r>
         <w:t>onda list</w:t>
@@ -435,18 +526,30 @@
         <w:rPr>
           <w:rFonts w:hint="eastAsia"/>
         </w:rPr>
-        <w:t>，可以查看已安装的包名和版本号。若结果正常显示（如图3所示），则说明安装成功。</w:t>
-      </w:r>
-    </w:p>
-    <w:p>
-      <w:pPr>
-        <w:ind w:firstLine="0" w:firstLineChars="0"/>
+        <w:t>，可以查看已安装的包名和版本号。若结果正常显示（如图</w:t>
+      </w:r>
+      <w:r>
+        <w:rPr>
+          <w:rFonts w:hint="eastAsia"/>
+        </w:rPr>
+        <w:t>3</w:t>
+      </w:r>
+      <w:r>
+        <w:rPr>
+          <w:rFonts w:hint="eastAsia"/>
+        </w:rPr>
+        <w:t>所示），则说明安装成功。</w:t>
+      </w:r>
+    </w:p>
+    <w:p>
+      <w:pPr>
+        <w:ind w:firstLineChars="0" w:firstLine="0"/>
       </w:pPr>
     </w:p>
     <w:p>
       <w:pPr>
         <w:spacing w:line="240" w:lineRule="auto"/>
-        <w:ind w:firstLine="0" w:firstLineChars="0"/>
+        <w:ind w:firstLineChars="0" w:firstLine="0"/>
         <w:jc w:val="center"/>
         <w:rPr>
           <w:rFonts w:cs="Times New Roman"/>
@@ -454,8 +557,12 @@
         </w:rPr>
       </w:pPr>
       <w:r>
+        <w:rPr>
+          <w:noProof/>
+        </w:rPr>
+        <w:lastRenderedPageBreak/>
         <w:drawing>
-          <wp:inline distT="0" distB="0" distL="0" distR="0">
+          <wp:inline distT="0" distB="0" distL="0" distR="0" wp14:anchorId="2EAB58E4" wp14:editId="7E7DF22C">
             <wp:extent cx="4800600" cy="3006725"/>
             <wp:effectExtent l="0" t="0" r="0" b="3175"/>
             <wp:docPr id="4" name="图片 4"/>
@@ -472,7 +579,7 @@
                     </pic:cNvPicPr>
                   </pic:nvPicPr>
                   <pic:blipFill>
-                    <a:blip r:embed="rId13"/>
+                    <a:blip r:embed="rId8"/>
                     <a:stretch>
                       <a:fillRect/>
                     </a:stretch>
@@ -495,8 +602,8 @@
     </w:p>
     <w:p>
       <w:pPr>
-        <w:spacing w:after="156" w:afterLines="50" w:line="240" w:lineRule="auto"/>
-        <w:ind w:firstLine="0" w:firstLineChars="0"/>
+        <w:spacing w:afterLines="50" w:after="156" w:line="240" w:lineRule="auto"/>
+        <w:ind w:firstLineChars="0" w:firstLine="0"/>
         <w:jc w:val="center"/>
         <w:rPr>
           <w:rFonts w:cs="Times New Roman"/>
@@ -506,7 +613,7 @@
       </w:pPr>
       <w:r>
         <w:rPr>
-          <w:rFonts w:hint="eastAsia" w:cs="Times New Roman"/>
+          <w:rFonts w:cs="Times New Roman" w:hint="eastAsia"/>
           <w:sz w:val="21"/>
           <w:szCs w:val="21"/>
         </w:rPr>
@@ -522,7 +629,7 @@
       </w:r>
       <w:r>
         <w:rPr>
-          <w:rFonts w:hint="eastAsia" w:cs="Times New Roman"/>
+          <w:rFonts w:cs="Times New Roman" w:hint="eastAsia"/>
           <w:sz w:val="21"/>
           <w:szCs w:val="21"/>
         </w:rPr>
@@ -538,17 +645,25 @@
       </w:r>
       <w:r>
         <w:rPr>
-          <w:rFonts w:hint="eastAsia" w:cs="Times New Roman"/>
-          <w:sz w:val="21"/>
-          <w:szCs w:val="21"/>
-        </w:rPr>
-        <w:t>avigator界面</w:t>
+          <w:rFonts w:cs="Times New Roman" w:hint="eastAsia"/>
+          <w:sz w:val="21"/>
+          <w:szCs w:val="21"/>
+        </w:rPr>
+        <w:t>avigator</w:t>
+      </w:r>
+      <w:r>
+        <w:rPr>
+          <w:rFonts w:cs="Times New Roman" w:hint="eastAsia"/>
+          <w:sz w:val="21"/>
+          <w:szCs w:val="21"/>
+        </w:rPr>
+        <w:t>界面</w:t>
       </w:r>
     </w:p>
     <w:p>
       <w:pPr>
         <w:spacing w:line="240" w:lineRule="auto"/>
-        <w:ind w:firstLine="0" w:firstLineChars="0"/>
+        <w:ind w:firstLineChars="0" w:firstLine="0"/>
         <w:jc w:val="center"/>
         <w:rPr>
           <w:rFonts w:cs="Times New Roman"/>
@@ -556,8 +671,11 @@
         </w:rPr>
       </w:pPr>
       <w:r>
+        <w:rPr>
+          <w:noProof/>
+        </w:rPr>
         <w:drawing>
-          <wp:inline distT="0" distB="0" distL="0" distR="0">
+          <wp:inline distT="0" distB="0" distL="0" distR="0" wp14:anchorId="40C08FE6" wp14:editId="365D4598">
             <wp:extent cx="4831080" cy="3094355"/>
             <wp:effectExtent l="0" t="0" r="7620" b="0"/>
             <wp:docPr id="3" name="图片 3"/>
@@ -574,7 +692,7 @@
                     </pic:cNvPicPr>
                   </pic:nvPicPr>
                   <pic:blipFill>
-                    <a:blip r:embed="rId14"/>
+                    <a:blip r:embed="rId9"/>
                     <a:srcRect/>
                     <a:stretch>
                       <a:fillRect/>
@@ -601,8 +719,8 @@
     </w:p>
     <w:p>
       <w:pPr>
-        <w:spacing w:after="156" w:afterLines="50" w:line="240" w:lineRule="auto"/>
-        <w:ind w:firstLine="0" w:firstLineChars="0"/>
+        <w:spacing w:afterLines="50" w:after="156" w:line="240" w:lineRule="auto"/>
+        <w:ind w:firstLineChars="0" w:firstLine="0"/>
         <w:jc w:val="center"/>
         <w:rPr>
           <w:rFonts w:cs="Times New Roman"/>
@@ -612,7 +730,7 @@
       </w:pPr>
       <w:r>
         <w:rPr>
-          <w:rFonts w:hint="eastAsia" w:cs="Times New Roman"/>
+          <w:rFonts w:cs="Times New Roman" w:hint="eastAsia"/>
           <w:sz w:val="21"/>
           <w:szCs w:val="21"/>
         </w:rPr>
@@ -628,7 +746,7 @@
       </w:r>
       <w:r>
         <w:rPr>
-          <w:rFonts w:hint="eastAsia" w:cs="Times New Roman"/>
+          <w:rFonts w:cs="Times New Roman" w:hint="eastAsia"/>
           <w:sz w:val="21"/>
           <w:szCs w:val="21"/>
         </w:rPr>
@@ -644,11 +762,19 @@
       </w:r>
       <w:r>
         <w:rPr>
-          <w:rFonts w:hint="eastAsia" w:cs="Times New Roman"/>
-          <w:sz w:val="21"/>
-          <w:szCs w:val="21"/>
-        </w:rPr>
-        <w:t>中输入conda</w:t>
+          <w:rFonts w:cs="Times New Roman" w:hint="eastAsia"/>
+          <w:sz w:val="21"/>
+          <w:szCs w:val="21"/>
+        </w:rPr>
+        <w:t>中输入</w:t>
+      </w:r>
+      <w:r>
+        <w:rPr>
+          <w:rFonts w:cs="Times New Roman" w:hint="eastAsia"/>
+          <w:sz w:val="21"/>
+          <w:szCs w:val="21"/>
+        </w:rPr>
+        <w:t>conda</w:t>
       </w:r>
       <w:r>
         <w:rPr>
@@ -660,7 +786,7 @@
       </w:r>
       <w:r>
         <w:rPr>
-          <w:rFonts w:hint="eastAsia" w:cs="Times New Roman"/>
+          <w:rFonts w:cs="Times New Roman" w:hint="eastAsia"/>
           <w:sz w:val="21"/>
           <w:szCs w:val="21"/>
         </w:rPr>
@@ -669,7 +795,7 @@
     </w:p>
     <w:p>
       <w:pPr>
-        <w:pStyle w:val="4"/>
+        <w:pStyle w:val="Heading3"/>
         <w:spacing w:before="156" w:after="156"/>
       </w:pPr>
       <w:r>
@@ -699,7 +825,13 @@
         <w:rPr>
           <w:rFonts w:hint="eastAsia"/>
         </w:rPr>
-        <w:t>在A</w:t>
+        <w:t>在</w:t>
+      </w:r>
+      <w:r>
+        <w:rPr>
+          <w:rFonts w:hint="eastAsia"/>
+        </w:rPr>
+        <w:t>A</w:t>
       </w:r>
       <w:r>
         <w:t>naconda Navigator</w:t>
@@ -726,7 +858,19 @@
         <w:rPr>
           <w:rFonts w:hint="eastAsia"/>
         </w:rPr>
-        <w:t>otebook或在A</w:t>
+        <w:t>otebook</w:t>
+      </w:r>
+      <w:r>
+        <w:rPr>
+          <w:rFonts w:hint="eastAsia"/>
+        </w:rPr>
+        <w:t>或在</w:t>
+      </w:r>
+      <w:r>
+        <w:rPr>
+          <w:rFonts w:hint="eastAsia"/>
+        </w:rPr>
+        <w:t>A</w:t>
       </w:r>
       <w:r>
         <w:t>naconda Prompt</w:t>
@@ -753,7 +897,19 @@
         <w:rPr>
           <w:rFonts w:hint="eastAsia"/>
         </w:rPr>
-        <w:t>notebook以启动Ju</w:t>
+        <w:t>notebook</w:t>
+      </w:r>
+      <w:r>
+        <w:rPr>
+          <w:rFonts w:hint="eastAsia"/>
+        </w:rPr>
+        <w:t>以启动</w:t>
+      </w:r>
+      <w:r>
+        <w:rPr>
+          <w:rFonts w:hint="eastAsia"/>
+        </w:rPr>
+        <w:t>Ju</w:t>
       </w:r>
       <w:r>
         <w:t>pyter N</w:t>
@@ -762,7 +918,25 @@
         <w:rPr>
           <w:rFonts w:hint="eastAsia"/>
         </w:rPr>
-        <w:t>otebook。成功启动后，会在终端显示如图4所示的一系列</w:t>
+        <w:t>otebook</w:t>
+      </w:r>
+      <w:r>
+        <w:rPr>
+          <w:rFonts w:hint="eastAsia"/>
+        </w:rPr>
+        <w:t>。成功启动后，会在终端显示如图</w:t>
+      </w:r>
+      <w:r>
+        <w:rPr>
+          <w:rFonts w:hint="eastAsia"/>
+        </w:rPr>
+        <w:t>4</w:t>
+      </w:r>
+      <w:r>
+        <w:rPr>
+          <w:rFonts w:hint="eastAsia"/>
+        </w:rPr>
+        <w:t>所示的一系列</w:t>
       </w:r>
       <w:r>
         <w:t>Notebook</w:t>
@@ -771,7 +945,13 @@
         <w:rPr>
           <w:rFonts w:hint="eastAsia"/>
         </w:rPr>
-        <w:t>的服务器信息，同时浏览器将会自动打开J</w:t>
+        <w:t>的服务器信息，同时浏览器将会自动打开</w:t>
+      </w:r>
+      <w:r>
+        <w:rPr>
+          <w:rFonts w:hint="eastAsia"/>
+        </w:rPr>
+        <w:t>J</w:t>
       </w:r>
       <w:r>
         <w:t>upyter Notebook</w:t>
@@ -780,12 +960,24 @@
         <w:rPr>
           <w:rFonts w:hint="eastAsia"/>
         </w:rPr>
-        <w:t>页面，如图5所示。</w:t>
-      </w:r>
-    </w:p>
-    <w:p>
-      <w:pPr>
-        <w:ind w:firstLine="0" w:firstLineChars="0"/>
+        <w:t>页面，如图</w:t>
+      </w:r>
+      <w:r>
+        <w:rPr>
+          <w:rFonts w:hint="eastAsia"/>
+        </w:rPr>
+        <w:t>5</w:t>
+      </w:r>
+      <w:r>
+        <w:rPr>
+          <w:rFonts w:hint="eastAsia"/>
+        </w:rPr>
+        <w:t>所示。</w:t>
+      </w:r>
+    </w:p>
+    <w:p>
+      <w:pPr>
+        <w:ind w:firstLineChars="0" w:firstLine="0"/>
         <w:rPr>
           <w:b/>
           <w:bCs/>
@@ -797,28 +989,44 @@
           <w:b/>
           <w:bCs/>
         </w:rPr>
-        <w:t>（注：之后在Jupyter</w:t>
-      </w:r>
-      <w:r>
-        <w:rPr>
+        <w:t>（注：之后在</w:t>
+      </w:r>
+      <w:r>
+        <w:rPr>
+          <w:rFonts w:hint="eastAsia"/>
           <w:b/>
           <w:bCs/>
         </w:rPr>
-        <w:t xml:space="preserve"> N</w:t>
-      </w:r>
-      <w:r>
-        <w:rPr>
-          <w:rFonts w:hint="eastAsia"/>
+        <w:t>Jupyter</w:t>
+      </w:r>
+      <w:r>
+        <w:rPr>
           <w:b/>
           <w:bCs/>
         </w:rPr>
-        <w:t>otebook使用过程中进行的所有操作，请保持终端不要关闭。）</w:t>
+        <w:t xml:space="preserve"> N</w:t>
+      </w:r>
+      <w:r>
+        <w:rPr>
+          <w:rFonts w:hint="eastAsia"/>
+          <w:b/>
+          <w:bCs/>
+        </w:rPr>
+        <w:t>otebook</w:t>
+      </w:r>
+      <w:r>
+        <w:rPr>
+          <w:rFonts w:hint="eastAsia"/>
+          <w:b/>
+          <w:bCs/>
+        </w:rPr>
+        <w:t>使用过程中进行的所有操作，请保持终端不要关闭。）</w:t>
       </w:r>
     </w:p>
     <w:p>
       <w:pPr>
         <w:spacing w:line="240" w:lineRule="auto"/>
-        <w:ind w:firstLine="0" w:firstLineChars="0"/>
+        <w:ind w:firstLineChars="0" w:firstLine="0"/>
         <w:jc w:val="center"/>
         <w:rPr>
           <w:rFonts w:cs="Times New Roman"/>
@@ -827,8 +1035,12 @@
         </w:rPr>
       </w:pPr>
       <w:r>
+        <w:rPr>
+          <w:noProof/>
+        </w:rPr>
+        <w:lastRenderedPageBreak/>
         <w:drawing>
-          <wp:inline distT="0" distB="0" distL="0" distR="0">
+          <wp:inline distT="0" distB="0" distL="0" distR="0" wp14:anchorId="3343A64C" wp14:editId="454F6F6D">
             <wp:extent cx="4612005" cy="1779905"/>
             <wp:effectExtent l="0" t="0" r="0" b="0"/>
             <wp:docPr id="5" name="图片 5"/>
@@ -845,7 +1057,7 @@
                     </pic:cNvPicPr>
                   </pic:nvPicPr>
                   <pic:blipFill>
-                    <a:blip r:embed="rId15"/>
+                    <a:blip r:embed="rId10"/>
                     <a:stretch>
                       <a:fillRect/>
                     </a:stretch>
@@ -868,8 +1080,8 @@
     </w:p>
     <w:p>
       <w:pPr>
-        <w:spacing w:after="156" w:afterLines="50" w:line="240" w:lineRule="auto"/>
-        <w:ind w:firstLine="0" w:firstLineChars="0"/>
+        <w:spacing w:afterLines="50" w:after="156" w:line="240" w:lineRule="auto"/>
+        <w:ind w:firstLineChars="0" w:firstLine="0"/>
         <w:jc w:val="center"/>
         <w:rPr>
           <w:rFonts w:cs="Times New Roman"/>
@@ -883,7 +1095,15 @@
           <w:sz w:val="21"/>
           <w:szCs w:val="21"/>
         </w:rPr>
-        <w:t>图4</w:t>
+        <w:t>图</w:t>
+      </w:r>
+      <w:r>
+        <w:rPr>
+          <w:rFonts w:hint="eastAsia"/>
+          <w:sz w:val="21"/>
+          <w:szCs w:val="21"/>
+        </w:rPr>
+        <w:t>4</w:t>
       </w:r>
       <w:r>
         <w:rPr>
@@ -913,13 +1133,21 @@
           <w:sz w:val="21"/>
           <w:szCs w:val="21"/>
         </w:rPr>
-        <w:t>otebook终端信息</w:t>
+        <w:t>otebook</w:t>
+      </w:r>
+      <w:r>
+        <w:rPr>
+          <w:rFonts w:hint="eastAsia"/>
+          <w:sz w:val="21"/>
+          <w:szCs w:val="21"/>
+        </w:rPr>
+        <w:t>终端信息</w:t>
       </w:r>
     </w:p>
     <w:p>
       <w:pPr>
         <w:spacing w:line="240" w:lineRule="auto"/>
-        <w:ind w:firstLine="0" w:firstLineChars="0"/>
+        <w:ind w:firstLineChars="0" w:firstLine="0"/>
         <w:jc w:val="center"/>
         <w:rPr>
           <w:rFonts w:cs="Times New Roman"/>
@@ -928,8 +1156,11 @@
         </w:rPr>
       </w:pPr>
       <w:r>
+        <w:rPr>
+          <w:noProof/>
+        </w:rPr>
         <w:drawing>
-          <wp:inline distT="0" distB="0" distL="0" distR="0">
+          <wp:inline distT="0" distB="0" distL="0" distR="0" wp14:anchorId="13727CD2" wp14:editId="2A2B3E0F">
             <wp:extent cx="4711700" cy="3194050"/>
             <wp:effectExtent l="0" t="0" r="0" b="6350"/>
             <wp:docPr id="6" name="图片 6"/>
@@ -946,7 +1177,7 @@
                     </pic:cNvPicPr>
                   </pic:nvPicPr>
                   <pic:blipFill>
-                    <a:blip r:embed="rId16"/>
+                    <a:blip r:embed="rId11"/>
                     <a:stretch>
                       <a:fillRect/>
                     </a:stretch>
@@ -969,8 +1200,8 @@
     </w:p>
     <w:p>
       <w:pPr>
-        <w:spacing w:after="156" w:afterLines="50" w:line="240" w:lineRule="auto"/>
-        <w:ind w:firstLine="0" w:firstLineChars="0"/>
+        <w:spacing w:afterLines="50" w:after="156" w:line="240" w:lineRule="auto"/>
+        <w:ind w:firstLineChars="0" w:firstLine="0"/>
         <w:jc w:val="center"/>
         <w:rPr>
           <w:rFonts w:cs="Times New Roman"/>
@@ -1014,7 +1245,15 @@
           <w:sz w:val="21"/>
           <w:szCs w:val="21"/>
         </w:rPr>
-        <w:t>otebook网页界面</w:t>
+        <w:t>otebook</w:t>
+      </w:r>
+      <w:r>
+        <w:rPr>
+          <w:rFonts w:hint="eastAsia"/>
+          <w:sz w:val="21"/>
+          <w:szCs w:val="21"/>
+        </w:rPr>
+        <w:t>网页界面</w:t>
       </w:r>
     </w:p>
     <w:p>
@@ -1025,7 +1264,13 @@
         <w:rPr>
           <w:rFonts w:hint="eastAsia"/>
         </w:rPr>
-        <w:t>在J</w:t>
+        <w:t>在</w:t>
+      </w:r>
+      <w:r>
+        <w:rPr>
+          <w:rFonts w:hint="eastAsia"/>
+        </w:rPr>
+        <w:t>J</w:t>
       </w:r>
       <w:r>
         <w:t>upyter Notebook</w:t>
@@ -1034,7 +1279,13 @@
         <w:rPr>
           <w:rFonts w:hint="eastAsia"/>
         </w:rPr>
-        <w:t>界面中“N</w:t>
+        <w:t>界面中“</w:t>
+      </w:r>
+      <w:r>
+        <w:rPr>
+          <w:rFonts w:hint="eastAsia"/>
+        </w:rPr>
+        <w:t>N</w:t>
       </w:r>
       <w:r>
         <w:t>ew</w:t>
@@ -1061,18 +1312,33 @@
         <w:rPr>
           <w:rFonts w:hint="eastAsia"/>
         </w:rPr>
-        <w:t>，如图6所示。</w:t>
+        <w:t>，如图</w:t>
+      </w:r>
+      <w:r>
+        <w:rPr>
+          <w:rFonts w:hint="eastAsia"/>
+        </w:rPr>
+        <w:t>6</w:t>
+      </w:r>
+      <w:r>
+        <w:rPr>
+          <w:rFonts w:hint="eastAsia"/>
+        </w:rPr>
+        <w:t>所示。</w:t>
       </w:r>
     </w:p>
     <w:p>
       <w:pPr>
         <w:spacing w:line="240" w:lineRule="auto"/>
-        <w:ind w:firstLine="0" w:firstLineChars="0"/>
+        <w:ind w:firstLineChars="0" w:firstLine="0"/>
         <w:jc w:val="center"/>
       </w:pPr>
       <w:r>
+        <w:rPr>
+          <w:noProof/>
+        </w:rPr>
         <w:drawing>
-          <wp:inline distT="0" distB="0" distL="0" distR="0">
+          <wp:inline distT="0" distB="0" distL="0" distR="0" wp14:anchorId="57F8A103" wp14:editId="7845C894">
             <wp:extent cx="5248275" cy="2127250"/>
             <wp:effectExtent l="0" t="0" r="0" b="6350"/>
             <wp:docPr id="7" name="图片 7"/>
@@ -1089,7 +1355,7 @@
                     </pic:cNvPicPr>
                   </pic:nvPicPr>
                   <pic:blipFill>
-                    <a:blip r:embed="rId17"/>
+                    <a:blip r:embed="rId12"/>
                     <a:stretch>
                       <a:fillRect/>
                     </a:stretch>
@@ -1112,8 +1378,8 @@
     </w:p>
     <w:p>
       <w:pPr>
-        <w:spacing w:after="156" w:afterLines="50" w:line="240" w:lineRule="auto"/>
-        <w:ind w:firstLine="0" w:firstLineChars="0"/>
+        <w:spacing w:afterLines="50" w:after="156" w:line="240" w:lineRule="auto"/>
+        <w:ind w:firstLineChars="0" w:firstLine="0"/>
         <w:jc w:val="center"/>
         <w:rPr>
           <w:rFonts w:cs="Times New Roman"/>
@@ -1170,12 +1436,13 @@
     <w:p>
       <w:pPr>
         <w:spacing w:line="240" w:lineRule="auto"/>
-        <w:ind w:firstLine="0" w:firstLineChars="0"/>
-      </w:pPr>
-      <w:r>
-        <w:rPr>
-          <w:rFonts w:hint="eastAsia"/>
-        </w:rPr>
+        <w:ind w:firstLineChars="0" w:firstLine="0"/>
+      </w:pPr>
+      <w:r>
+        <w:rPr>
+          <w:rFonts w:hint="eastAsia"/>
+        </w:rPr>
+        <w:lastRenderedPageBreak/>
         <w:t>接着在代码单元格内用</w:t>
       </w:r>
       <w:r>
@@ -1185,7 +1452,19 @@
         <w:rPr>
           <w:rFonts w:hint="eastAsia"/>
         </w:rPr>
-        <w:t>ython编写并运行第一个程序输出“H</w:t>
+        <w:t>ython</w:t>
+      </w:r>
+      <w:r>
+        <w:rPr>
+          <w:rFonts w:hint="eastAsia"/>
+        </w:rPr>
+        <w:t>编写并运行第一个程序输出“</w:t>
+      </w:r>
+      <w:r>
+        <w:rPr>
+          <w:rFonts w:hint="eastAsia"/>
+        </w:rPr>
+        <w:t>H</w:t>
       </w:r>
       <w:r>
         <w:t>ello World</w:t>
@@ -1194,18 +1473,33 @@
         <w:rPr>
           <w:rFonts w:hint="eastAsia"/>
         </w:rPr>
-        <w:t>”，如图7所示。</w:t>
+        <w:t>”，如图</w:t>
+      </w:r>
+      <w:r>
+        <w:rPr>
+          <w:rFonts w:hint="eastAsia"/>
+        </w:rPr>
+        <w:t>7</w:t>
+      </w:r>
+      <w:r>
+        <w:rPr>
+          <w:rFonts w:hint="eastAsia"/>
+        </w:rPr>
+        <w:t>所示。</w:t>
       </w:r>
     </w:p>
     <w:p>
       <w:pPr>
         <w:spacing w:line="240" w:lineRule="auto"/>
-        <w:ind w:firstLine="0" w:firstLineChars="0"/>
+        <w:ind w:firstLineChars="0" w:firstLine="0"/>
         <w:jc w:val="center"/>
       </w:pPr>
       <w:r>
+        <w:rPr>
+          <w:noProof/>
+        </w:rPr>
         <w:drawing>
-          <wp:inline distT="0" distB="0" distL="0" distR="0">
+          <wp:inline distT="0" distB="0" distL="0" distR="0" wp14:anchorId="282CC376" wp14:editId="58535CB5">
             <wp:extent cx="4021455" cy="1419860"/>
             <wp:effectExtent l="0" t="0" r="0" b="8890"/>
             <wp:docPr id="8" name="图片 8"/>
@@ -1222,7 +1516,7 @@
                     </pic:cNvPicPr>
                   </pic:nvPicPr>
                   <pic:blipFill>
-                    <a:blip r:embed="rId18"/>
+                    <a:blip r:embed="rId13"/>
                     <a:stretch>
                       <a:fillRect/>
                     </a:stretch>
@@ -1245,8 +1539,8 @@
     </w:p>
     <w:p>
       <w:pPr>
-        <w:spacing w:after="156" w:afterLines="50" w:line="240" w:lineRule="auto"/>
-        <w:ind w:firstLine="0" w:firstLineChars="0"/>
+        <w:spacing w:afterLines="50" w:after="156" w:line="240" w:lineRule="auto"/>
+        <w:ind w:firstLineChars="0" w:firstLine="0"/>
         <w:jc w:val="center"/>
         <w:rPr>
           <w:rFonts w:cs="Times New Roman"/>
@@ -1264,38 +1558,40 @@
       </w:r>
       <w:r>
         <w:rPr>
-          <w:sz w:val="21"/>
-          <w:szCs w:val="21"/>
-        </w:rPr>
-        <w:t xml:space="preserve">6 </w:t>
-      </w:r>
-      <w:r>
-        <w:rPr>
-          <w:rFonts w:hint="eastAsia"/>
-          <w:sz w:val="21"/>
-          <w:szCs w:val="21"/>
-        </w:rPr>
-        <w:t>编写并运行输出“Hello</w:t>
-      </w:r>
-      <w:r>
-        <w:rPr>
-          <w:sz w:val="21"/>
-          <w:szCs w:val="21"/>
-        </w:rPr>
-        <w:t xml:space="preserve"> W</w:t>
-      </w:r>
-      <w:r>
-        <w:rPr>
-          <w:rFonts w:hint="eastAsia"/>
-          <w:sz w:val="21"/>
-          <w:szCs w:val="21"/>
-        </w:rPr>
-        <w:t>orld”</w:t>
-      </w:r>
-    </w:p>
-    <w:p>
-      <w:pPr>
-        <w:pStyle w:val="3"/>
+          <w:rFonts w:hint="eastAsia"/>
+          <w:sz w:val="21"/>
+          <w:szCs w:val="21"/>
+        </w:rPr>
+        <w:t xml:space="preserve">7 </w:t>
+      </w:r>
+      <w:r>
+        <w:rPr>
+          <w:rFonts w:hint="eastAsia"/>
+          <w:sz w:val="21"/>
+          <w:szCs w:val="21"/>
+        </w:rPr>
+        <w:t>编写并运行输出“</w:t>
+      </w:r>
+      <w:r>
+        <w:rPr>
+          <w:rFonts w:hint="eastAsia"/>
+          <w:sz w:val="21"/>
+          <w:szCs w:val="21"/>
+        </w:rPr>
+        <w:t>Hello World</w:t>
+      </w:r>
+      <w:r>
+        <w:rPr>
+          <w:rFonts w:hint="eastAsia"/>
+          <w:sz w:val="21"/>
+          <w:szCs w:val="21"/>
+        </w:rPr>
+        <w:t>”</w:t>
+      </w:r>
+    </w:p>
+    <w:p>
+      <w:pPr>
+        <w:pStyle w:val="Heading2"/>
         <w:spacing w:before="156" w:after="156"/>
       </w:pPr>
       <w:r>
@@ -1316,7 +1612,31 @@
         <w:rPr>
           <w:rFonts w:hint="eastAsia"/>
         </w:rPr>
-        <w:t>利用sklearn机器学习库实现线性回归、逻辑回归、决策树、支持向量机、朴素贝叶斯、K近邻</w:t>
+        <w:t>利用</w:t>
+      </w:r>
+      <w:r>
+        <w:rPr>
+          <w:rFonts w:hint="eastAsia"/>
+        </w:rPr>
+        <w:t>sklearn</w:t>
+      </w:r>
+      <w:r>
+        <w:rPr>
+          <w:rFonts w:hint="eastAsia"/>
+        </w:rPr>
+        <w:t>机器学习库实现线性回归、逻辑回归、决策树、支持向量机、朴素贝叶斯、</w:t>
+      </w:r>
+      <w:r>
+        <w:rPr>
+          <w:rFonts w:hint="eastAsia"/>
+        </w:rPr>
+        <w:t>K</w:t>
+      </w:r>
+      <w:r>
+        <w:rPr>
+          <w:rFonts w:hint="eastAsia"/>
+        </w:rPr>
+        <w:t>近邻</w:t>
       </w:r>
       <w:r>
         <w:t>6</w:t>
@@ -1325,19 +1645,46 @@
         <w:rPr>
           <w:rFonts w:hint="eastAsia"/>
         </w:rPr>
-        <w:t>个经典模型。线性回归代码示例如图7所示，结果如图8所示。</w:t>
+        <w:t>个经典模型。线性回归代码示例如图</w:t>
+      </w:r>
+      <w:r>
+        <w:rPr>
+          <w:rFonts w:hint="eastAsia"/>
+        </w:rPr>
+        <w:t>8</w:t>
+      </w:r>
+      <w:r>
+        <w:rPr>
+          <w:rFonts w:hint="eastAsia"/>
+        </w:rPr>
+        <w:t>所示，结果如图</w:t>
+      </w:r>
+      <w:r>
+        <w:rPr>
+          <w:rFonts w:hint="eastAsia"/>
+        </w:rPr>
+        <w:t>9</w:t>
+      </w:r>
+      <w:r>
+        <w:rPr>
+          <w:rFonts w:hint="eastAsia"/>
+        </w:rPr>
+        <w:t>所示。</w:t>
       </w:r>
     </w:p>
     <w:p>
       <w:pPr>
         <w:snapToGrid w:val="0"/>
         <w:spacing w:line="240" w:lineRule="auto"/>
-        <w:ind w:firstLine="0" w:firstLineChars="0"/>
+        <w:ind w:firstLineChars="0" w:firstLine="0"/>
         <w:jc w:val="center"/>
       </w:pPr>
       <w:r>
+        <w:rPr>
+          <w:noProof/>
+        </w:rPr>
         <w:drawing>
-          <wp:inline distT="0" distB="0" distL="0" distR="0">
+          <wp:inline distT="0" distB="0" distL="0" distR="0" wp14:anchorId="1118799A" wp14:editId="72FDC75C">
             <wp:extent cx="5274310" cy="3235325"/>
             <wp:effectExtent l="0" t="0" r="2540" b="3175"/>
             <wp:docPr id="13" name="图片 13"/>
@@ -1354,7 +1701,7 @@
                     </pic:cNvPicPr>
                   </pic:nvPicPr>
                   <pic:blipFill>
-                    <a:blip r:embed="rId19"/>
+                    <a:blip r:embed="rId14"/>
                     <a:stretch>
                       <a:fillRect/>
                     </a:stretch>
@@ -1377,8 +1724,8 @@
     </w:p>
     <w:p>
       <w:pPr>
-        <w:spacing w:after="156" w:afterLines="50" w:line="240" w:lineRule="auto"/>
-        <w:ind w:firstLine="0" w:firstLineChars="0"/>
+        <w:spacing w:afterLines="50" w:after="156" w:line="240" w:lineRule="auto"/>
+        <w:ind w:firstLineChars="0" w:firstLine="0"/>
         <w:jc w:val="center"/>
         <w:rPr>
           <w:sz w:val="21"/>
@@ -1391,14 +1738,15 @@
           <w:sz w:val="21"/>
           <w:szCs w:val="21"/>
         </w:rPr>
-        <w:t>图7</w:t>
-      </w:r>
-      <w:r>
-        <w:rPr>
-          <w:sz w:val="21"/>
-          <w:szCs w:val="21"/>
-        </w:rPr>
-        <w:t xml:space="preserve"> </w:t>
+        <w:t>图</w:t>
+      </w:r>
+      <w:r>
+        <w:rPr>
+          <w:rFonts w:hint="eastAsia"/>
+          <w:sz w:val="21"/>
+          <w:szCs w:val="21"/>
+        </w:rPr>
+        <w:t xml:space="preserve">8 </w:t>
       </w:r>
       <w:r>
         <w:rPr>
@@ -1411,8 +1759,8 @@
     </w:p>
     <w:p>
       <w:pPr>
-        <w:spacing w:after="156" w:afterLines="50" w:line="240" w:lineRule="auto"/>
-        <w:ind w:firstLine="0" w:firstLineChars="0"/>
+        <w:spacing w:afterLines="50" w:after="156" w:line="240" w:lineRule="auto"/>
+        <w:ind w:firstLineChars="0" w:firstLine="0"/>
         <w:jc w:val="center"/>
         <w:rPr>
           <w:sz w:val="21"/>
@@ -1420,8 +1768,11 @@
         </w:rPr>
       </w:pPr>
       <w:r>
+        <w:rPr>
+          <w:noProof/>
+        </w:rPr>
         <w:drawing>
-          <wp:inline distT="0" distB="0" distL="0" distR="0">
+          <wp:inline distT="0" distB="0" distL="0" distR="0" wp14:anchorId="0CD5FA07" wp14:editId="07E59DB6">
             <wp:extent cx="4408805" cy="609600"/>
             <wp:effectExtent l="0" t="0" r="0" b="0"/>
             <wp:docPr id="11" name="图片 11"/>
@@ -1438,7 +1789,7 @@
                     </pic:cNvPicPr>
                   </pic:nvPicPr>
                   <pic:blipFill>
-                    <a:blip r:embed="rId20"/>
+                    <a:blip r:embed="rId15"/>
                     <a:stretch>
                       <a:fillRect/>
                     </a:stretch>
@@ -1461,8 +1812,8 @@
     </w:p>
     <w:p>
       <w:pPr>
-        <w:spacing w:after="156" w:afterLines="50" w:line="240" w:lineRule="auto"/>
-        <w:ind w:firstLine="0" w:firstLineChars="0"/>
+        <w:spacing w:afterLines="50" w:after="156" w:line="240" w:lineRule="auto"/>
+        <w:ind w:firstLineChars="0" w:firstLine="0"/>
         <w:jc w:val="center"/>
         <w:rPr>
           <w:sz w:val="21"/>
@@ -1479,10 +1830,11 @@
       </w:r>
       <w:r>
         <w:rPr>
-          <w:sz w:val="21"/>
-          <w:szCs w:val="21"/>
-        </w:rPr>
-        <w:t xml:space="preserve">8 </w:t>
+          <w:rFonts w:hint="eastAsia"/>
+          <w:sz w:val="21"/>
+          <w:szCs w:val="21"/>
+        </w:rPr>
+        <w:t xml:space="preserve">9 </w:t>
       </w:r>
       <w:r>
         <w:rPr>
@@ -1495,7 +1847,7 @@
     </w:p>
     <w:p>
       <w:pPr>
-        <w:pStyle w:val="2"/>
+        <w:pStyle w:val="Heading1"/>
         <w:spacing w:before="156" w:after="156"/>
       </w:pPr>
       <w:r>
@@ -1510,7 +1862,7 @@
     </w:p>
     <w:p>
       <w:pPr>
-        <w:pStyle w:val="11"/>
+        <w:pStyle w:val="ListParagraph"/>
         <w:numPr>
           <w:ilvl w:val="0"/>
           <w:numId w:val="1"/>
@@ -1524,28 +1876,46 @@
         <w:t>参照第一部分实验内容指引完成</w:t>
       </w:r>
       <w:r>
+        <w:rPr>
+          <w:rFonts w:hint="eastAsia"/>
+        </w:rPr>
         <w:t>Python</w:t>
       </w:r>
       <w:r>
         <w:rPr>
           <w:rFonts w:hint="eastAsia"/>
         </w:rPr>
-        <w:t>环境配置，学习J</w:t>
-      </w:r>
-      <w:r>
-        <w:t>upyter Notebook</w:t>
-      </w:r>
-      <w:r>
-        <w:rPr>
-          <w:rFonts w:hint="eastAsia"/>
-        </w:rPr>
-        <w:t>的使用并利用sklearn机器学习库实现经典分类器；</w:t>
-      </w:r>
-    </w:p>
-    <w:p>
-      <w:pPr>
-        <w:pStyle w:val="11"/>
-        <w:ind w:left="426" w:firstLine="0" w:firstLineChars="0"/>
+        <w:t>环境配置，学习</w:t>
+      </w:r>
+      <w:r>
+        <w:rPr>
+          <w:rFonts w:hint="eastAsia"/>
+        </w:rPr>
+        <w:t>Jupyter Notebook</w:t>
+      </w:r>
+      <w:r>
+        <w:rPr>
+          <w:rFonts w:hint="eastAsia"/>
+        </w:rPr>
+        <w:t>的使用并利用</w:t>
+      </w:r>
+      <w:r>
+        <w:rPr>
+          <w:rFonts w:hint="eastAsia"/>
+        </w:rPr>
+        <w:t>sklearn</w:t>
+      </w:r>
+      <w:r>
+        <w:rPr>
+          <w:rFonts w:hint="eastAsia"/>
+        </w:rPr>
+        <w:t>机器学习库实现经典模型；</w:t>
+      </w:r>
+    </w:p>
+    <w:p>
+      <w:pPr>
+        <w:pStyle w:val="ListParagraph"/>
+        <w:ind w:left="426" w:firstLineChars="0" w:firstLine="0"/>
       </w:pPr>
       <w:r>
         <w:rPr>
@@ -1572,14 +1942,14 @@
     </w:p>
     <w:p>
       <w:pPr>
-        <w:spacing w:after="156" w:afterLines="50" w:line="240" w:lineRule="auto"/>
-        <w:ind w:firstLine="0" w:firstLineChars="0"/>
+        <w:spacing w:afterLines="50" w:after="156" w:line="240" w:lineRule="auto"/>
+        <w:ind w:firstLineChars="0" w:firstLine="0"/>
         <w:jc w:val="left"/>
       </w:pPr>
     </w:p>
     <w:p>
       <w:pPr>
-        <w:ind w:firstLine="0" w:firstLineChars="0"/>
+        <w:ind w:firstLineChars="0" w:firstLine="0"/>
         <w:rPr>
           <w:b/>
           <w:bCs/>
@@ -1589,24 +1959,24 @@
       </w:pPr>
     </w:p>
     <w:sectPr>
-      <w:headerReference r:id="rId7" w:type="first"/>
-      <w:footerReference r:id="rId10" w:type="first"/>
-      <w:headerReference r:id="rId5" w:type="default"/>
-      <w:footerReference r:id="rId8" w:type="default"/>
-      <w:headerReference r:id="rId6" w:type="even"/>
-      <w:footerReference r:id="rId9" w:type="even"/>
+      <w:headerReference w:type="even" r:id="rId16"/>
+      <w:headerReference w:type="default" r:id="rId17"/>
+      <w:footerReference w:type="even" r:id="rId18"/>
+      <w:footerReference w:type="default" r:id="rId19"/>
+      <w:headerReference w:type="first" r:id="rId20"/>
+      <w:footerReference w:type="first" r:id="rId21"/>
       <w:pgSz w:w="11906" w:h="16838"/>
       <w:pgMar w:top="1440" w:right="1800" w:bottom="1440" w:left="1800" w:header="851" w:footer="992" w:gutter="0"/>
-      <w:cols w:space="425" w:num="1"/>
-      <w:docGrid w:type="lines" w:linePitch="312" w:charSpace="0"/>
+      <w:cols w:space="425"/>
+      <w:docGrid w:type="lines" w:linePitch="312"/>
     </w:sectPr>
   </w:body>
 </w:document>
 </file>
 
 <file path=word/endnotes.xml><?xml version="1.0" encoding="utf-8"?>
-<w:endnotes xmlns:wpc="http://schemas.microsoft.com/office/word/2010/wordprocessingCanvas" xmlns:mc="http://schemas.openxmlformats.org/markup-compatibility/2006" xmlns:o="urn:schemas-microsoft-com:office:office" xmlns:r="http://schemas.openxmlformats.org/officeDocument/2006/relationships" xmlns:m="http://schemas.openxmlformats.org/officeDocument/2006/math" xmlns:v="urn:schemas-microsoft-com:vml" xmlns:wp14="http://schemas.microsoft.com/office/word/2010/wordprocessingDrawing" xmlns:wp="http://schemas.openxmlformats.org/drawingml/2006/wordprocessingDrawing" xmlns:w="http://schemas.openxmlformats.org/wordprocessingml/2006/main" xmlns:w14="http://schemas.microsoft.com/office/word/2010/wordml" xmlns:w15="http://schemas.microsoft.com/office/word/2012/wordml" xmlns:w10="urn:schemas-microsoft-com:office:word" xmlns:wpg="http://schemas.microsoft.com/office/word/2010/wordprocessingGroup" xmlns:wpi="http://schemas.microsoft.com/office/word/2010/wordprocessingInk" xmlns:wne="http://schemas.microsoft.com/office/word/2006/wordml" xmlns:wps="http://schemas.microsoft.com/office/word/2010/wordprocessingShape" xmlns:wpsCustomData="http://www.wps.cn/officeDocument/2013/wpsCustomData" mc:Ignorable="w14 w15 wp14">
-  <w:endnote w:type="separator" w:id="0">
+<w:endnotes xmlns:wpc="http://schemas.microsoft.com/office/word/2010/wordprocessingCanvas" xmlns:cx="http://schemas.microsoft.com/office/drawing/2014/chartex" xmlns:cx1="http://schemas.microsoft.com/office/drawing/2015/9/8/chartex" xmlns:cx2="http://schemas.microsoft.com/office/drawing/2015/10/21/chartex" xmlns:cx3="http://schemas.microsoft.com/office/drawing/2016/5/9/chartex" xmlns:cx4="http://schemas.microsoft.com/office/drawing/2016/5/10/chartex" xmlns:cx5="http://schemas.microsoft.com/office/drawing/2016/5/11/chartex" xmlns:cx6="http://schemas.microsoft.com/office/drawing/2016/5/12/chartex" xmlns:cx7="http://schemas.microsoft.com/office/drawing/2016/5/13/chartex" xmlns:cx8="http://schemas.microsoft.com/office/drawing/2016/5/14/chartex" xmlns:mc="http://schemas.openxmlformats.org/markup-compatibility/2006" xmlns:aink="http://schemas.microsoft.com/office/drawing/2016/ink" xmlns:am3d="http://schemas.microsoft.com/office/drawing/2017/model3d" xmlns:o="urn:schemas-microsoft-com:office:office" xmlns:r="http://schemas.openxmlformats.org/officeDocument/2006/relationships" xmlns:m="http://schemas.openxmlformats.org/officeDocument/2006/math" xmlns:v="urn:schemas-microsoft-com:vml" xmlns:wp14="http://schemas.microsoft.com/office/word/2010/wordprocessingDrawing" xmlns:wp="http://schemas.openxmlformats.org/drawingml/2006/wordprocessingDrawing" xmlns:w10="urn:schemas-microsoft-com:office:word" xmlns:w="http://schemas.openxmlformats.org/wordprocessingml/2006/main" xmlns:w14="http://schemas.microsoft.com/office/word/2010/wordml" xmlns:w15="http://schemas.microsoft.com/office/word/2012/wordml" xmlns:w16cex="http://schemas.microsoft.com/office/word/2018/wordml/cex" xmlns:w16cid="http://schemas.microsoft.com/office/word/2016/wordml/cid" xmlns:w16="http://schemas.microsoft.com/office/word/2018/wordml" xmlns:w16sdtdh="http://schemas.microsoft.com/office/word/2020/wordml/sdtdatahash" xmlns:w16se="http://schemas.microsoft.com/office/word/2015/wordml/symex" xmlns:wpg="http://schemas.microsoft.com/office/word/2010/wordprocessingGroup" xmlns:wpi="http://schemas.microsoft.com/office/word/2010/wordprocessingInk" xmlns:wne="http://schemas.microsoft.com/office/word/2006/wordml" xmlns:wps="http://schemas.microsoft.com/office/word/2010/wordprocessingShape" mc:Ignorable="w14 w15 w16se w16cid w16 w16cex w16sdtdh wp14">
+  <w:endnote w:type="separator" w:id="-1">
     <w:p>
       <w:pPr>
         <w:spacing w:line="240" w:lineRule="auto"/>
@@ -1617,7 +1987,7 @@
       </w:r>
     </w:p>
   </w:endnote>
-  <w:endnote w:type="continuationSeparator" w:id="1">
+  <w:endnote w:type="continuationSeparator" w:id="0">
     <w:p>
       <w:pPr>
         <w:spacing w:line="240" w:lineRule="auto"/>
@@ -1632,7 +2002,18 @@
 </file>
 
 <file path=word/footer1.xml><?xml version="1.0" encoding="utf-8"?>
-<w:ftr xmlns:wpc="http://schemas.microsoft.com/office/word/2010/wordprocessingCanvas" xmlns:mc="http://schemas.openxmlformats.org/markup-compatibility/2006" xmlns:o="urn:schemas-microsoft-com:office:office" xmlns:r="http://schemas.openxmlformats.org/officeDocument/2006/relationships" xmlns:m="http://schemas.openxmlformats.org/officeDocument/2006/math" xmlns:v="urn:schemas-microsoft-com:vml" xmlns:wp14="http://schemas.microsoft.com/office/word/2010/wordprocessingDrawing" xmlns:wp="http://schemas.openxmlformats.org/drawingml/2006/wordprocessingDrawing" xmlns:w10="urn:schemas-microsoft-com:office:word" xmlns:w="http://schemas.openxmlformats.org/wordprocessingml/2006/main" xmlns:w14="http://schemas.microsoft.com/office/word/2010/wordml" xmlns:w15="http://schemas.microsoft.com/office/word/2012/wordml" xmlns:wpg="http://schemas.microsoft.com/office/word/2010/wordprocessingGroup" xmlns:wpi="http://schemas.microsoft.com/office/word/2010/wordprocessingInk" xmlns:wne="http://schemas.microsoft.com/office/word/2006/wordml" xmlns:wps="http://schemas.microsoft.com/office/word/2010/wordprocessingShape" xmlns:wpsCustomData="http://www.wps.cn/officeDocument/2013/wpsCustomData" mc:Ignorable="w14 w15 wp14">
+<w:ftr xmlns:wpc="http://schemas.microsoft.com/office/word/2010/wordprocessingCanvas" xmlns:cx="http://schemas.microsoft.com/office/drawing/2014/chartex" xmlns:cx1="http://schemas.microsoft.com/office/drawing/2015/9/8/chartex" xmlns:cx2="http://schemas.microsoft.com/office/drawing/2015/10/21/chartex" xmlns:cx3="http://schemas.microsoft.com/office/drawing/2016/5/9/chartex" xmlns:cx4="http://schemas.microsoft.com/office/drawing/2016/5/10/chartex" xmlns:cx5="http://schemas.microsoft.com/office/drawing/2016/5/11/chartex" xmlns:cx6="http://schemas.microsoft.com/office/drawing/2016/5/12/chartex" xmlns:cx7="http://schemas.microsoft.com/office/drawing/2016/5/13/chartex" xmlns:cx8="http://schemas.microsoft.com/office/drawing/2016/5/14/chartex" xmlns:mc="http://schemas.openxmlformats.org/markup-compatibility/2006" xmlns:aink="http://schemas.microsoft.com/office/drawing/2016/ink" xmlns:am3d="http://schemas.microsoft.com/office/drawing/2017/model3d" xmlns:o="urn:schemas-microsoft-com:office:office" xmlns:r="http://schemas.openxmlformats.org/officeDocument/2006/relationships" xmlns:m="http://schemas.openxmlformats.org/officeDocument/2006/math" xmlns:v="urn:schemas-microsoft-com:vml" xmlns:wp14="http://schemas.microsoft.com/office/word/2010/wordprocessingDrawing" xmlns:wp="http://schemas.openxmlformats.org/drawingml/2006/wordprocessingDrawing" xmlns:w10="urn:schemas-microsoft-com:office:word" xmlns:w="http://schemas.openxmlformats.org/wordprocessingml/2006/main" xmlns:w14="http://schemas.microsoft.com/office/word/2010/wordml" xmlns:w15="http://schemas.microsoft.com/office/word/2012/wordml" xmlns:w16cex="http://schemas.microsoft.com/office/word/2018/wordml/cex" xmlns:w16cid="http://schemas.microsoft.com/office/word/2016/wordml/cid" xmlns:w16="http://schemas.microsoft.com/office/word/2018/wordml" xmlns:w16sdtdh="http://schemas.microsoft.com/office/word/2020/wordml/sdtdatahash" xmlns:w16se="http://schemas.microsoft.com/office/word/2015/wordml/symex" xmlns:wpg="http://schemas.microsoft.com/office/word/2010/wordprocessingGroup" xmlns:wpi="http://schemas.microsoft.com/office/word/2010/wordprocessingInk" xmlns:wne="http://schemas.microsoft.com/office/word/2006/wordml" xmlns:wps="http://schemas.microsoft.com/office/word/2010/wordprocessingShape" mc:Ignorable="w14 w15 w16se w16cid w16 w16cex w16sdtdh wp14">
+  <w:p>
+    <w:pPr>
+      <w:pStyle w:val="Footer"/>
+      <w:ind w:firstLine="360"/>
+    </w:pPr>
+  </w:p>
+</w:ftr>
+</file>
+
+<file path=word/footer2.xml><?xml version="1.0" encoding="utf-8"?>
+<w:ftr xmlns:wpc="http://schemas.microsoft.com/office/word/2010/wordprocessingCanvas" xmlns:cx="http://schemas.microsoft.com/office/drawing/2014/chartex" xmlns:cx1="http://schemas.microsoft.com/office/drawing/2015/9/8/chartex" xmlns:cx2="http://schemas.microsoft.com/office/drawing/2015/10/21/chartex" xmlns:cx3="http://schemas.microsoft.com/office/drawing/2016/5/9/chartex" xmlns:cx4="http://schemas.microsoft.com/office/drawing/2016/5/10/chartex" xmlns:cx5="http://schemas.microsoft.com/office/drawing/2016/5/11/chartex" xmlns:cx6="http://schemas.microsoft.com/office/drawing/2016/5/12/chartex" xmlns:cx7="http://schemas.microsoft.com/office/drawing/2016/5/13/chartex" xmlns:cx8="http://schemas.microsoft.com/office/drawing/2016/5/14/chartex" xmlns:mc="http://schemas.openxmlformats.org/markup-compatibility/2006" xmlns:aink="http://schemas.microsoft.com/office/drawing/2016/ink" xmlns:am3d="http://schemas.microsoft.com/office/drawing/2017/model3d" xmlns:o="urn:schemas-microsoft-com:office:office" xmlns:r="http://schemas.openxmlformats.org/officeDocument/2006/relationships" xmlns:m="http://schemas.openxmlformats.org/officeDocument/2006/math" xmlns:v="urn:schemas-microsoft-com:vml" xmlns:wp14="http://schemas.microsoft.com/office/word/2010/wordprocessingDrawing" xmlns:wp="http://schemas.openxmlformats.org/drawingml/2006/wordprocessingDrawing" xmlns:w10="urn:schemas-microsoft-com:office:word" xmlns:w="http://schemas.openxmlformats.org/wordprocessingml/2006/main" xmlns:w14="http://schemas.microsoft.com/office/word/2010/wordml" xmlns:w15="http://schemas.microsoft.com/office/word/2012/wordml" xmlns:w16cex="http://schemas.microsoft.com/office/word/2018/wordml/cex" xmlns:w16cid="http://schemas.microsoft.com/office/word/2016/wordml/cid" xmlns:w16="http://schemas.microsoft.com/office/word/2018/wordml" xmlns:w16sdtdh="http://schemas.microsoft.com/office/word/2020/wordml/sdtdatahash" xmlns:w16se="http://schemas.microsoft.com/office/word/2015/wordml/symex" xmlns:wpg="http://schemas.microsoft.com/office/word/2010/wordprocessingGroup" xmlns:wpi="http://schemas.microsoft.com/office/word/2010/wordprocessingInk" xmlns:wne="http://schemas.microsoft.com/office/word/2006/wordml" xmlns:wps="http://schemas.microsoft.com/office/word/2010/wordprocessingShape" mc:Ignorable="w14 w15 w16se w16cid w16 w16cex w16sdtdh wp14">
   <w:sdt>
     <w:sdtPr>
       <w:id w:val="-1040356082"/>
@@ -1640,10 +2021,11 @@
         <w:docPartGallery w:val="AutoText"/>
       </w:docPartObj>
     </w:sdtPr>
+    <w:sdtEndPr/>
     <w:sdtContent>
       <w:p>
         <w:pPr>
-          <w:pStyle w:val="5"/>
+          <w:pStyle w:val="Footer"/>
           <w:ind w:firstLine="360"/>
           <w:jc w:val="center"/>
         </w:pPr>
@@ -1651,7 +2033,7 @@
           <w:fldChar w:fldCharType="begin"/>
         </w:r>
         <w:r>
-          <w:instrText xml:space="preserve">PAGE   \* MERGEFORMAT</w:instrText>
+          <w:instrText>PAGE   \* MERGEFORMAT</w:instrText>
         </w:r>
         <w:r>
           <w:fldChar w:fldCharType="separate"/>
@@ -1670,18 +2052,7 @@
   </w:sdt>
   <w:p>
     <w:pPr>
-      <w:pStyle w:val="5"/>
-      <w:ind w:firstLine="360"/>
-    </w:pPr>
-  </w:p>
-</w:ftr>
-</file>
-
-<file path=word/footer2.xml><?xml version="1.0" encoding="utf-8"?>
-<w:ftr xmlns:wpc="http://schemas.microsoft.com/office/word/2010/wordprocessingCanvas" xmlns:mc="http://schemas.openxmlformats.org/markup-compatibility/2006" xmlns:o="urn:schemas-microsoft-com:office:office" xmlns:r="http://schemas.openxmlformats.org/officeDocument/2006/relationships" xmlns:m="http://schemas.openxmlformats.org/officeDocument/2006/math" xmlns:v="urn:schemas-microsoft-com:vml" xmlns:wp14="http://schemas.microsoft.com/office/word/2010/wordprocessingDrawing" xmlns:wp="http://schemas.openxmlformats.org/drawingml/2006/wordprocessingDrawing" xmlns:w10="urn:schemas-microsoft-com:office:word" xmlns:w="http://schemas.openxmlformats.org/wordprocessingml/2006/main" xmlns:w14="http://schemas.microsoft.com/office/word/2010/wordml" xmlns:w15="http://schemas.microsoft.com/office/word/2012/wordml" xmlns:wpg="http://schemas.microsoft.com/office/word/2010/wordprocessingGroup" xmlns:wpi="http://schemas.microsoft.com/office/word/2010/wordprocessingInk" xmlns:wne="http://schemas.microsoft.com/office/word/2006/wordml" xmlns:wps="http://schemas.microsoft.com/office/word/2010/wordprocessingShape" xmlns:wpsCustomData="http://www.wps.cn/officeDocument/2013/wpsCustomData" mc:Ignorable="w14 w15 wp14">
-  <w:p>
-    <w:pPr>
-      <w:pStyle w:val="5"/>
+      <w:pStyle w:val="Footer"/>
       <w:ind w:firstLine="360"/>
     </w:pPr>
   </w:p>
@@ -1689,10 +2060,10 @@
 </file>
 
 <file path=word/footer3.xml><?xml version="1.0" encoding="utf-8"?>
-<w:ftr xmlns:wpc="http://schemas.microsoft.com/office/word/2010/wordprocessingCanvas" xmlns:mc="http://schemas.openxmlformats.org/markup-compatibility/2006" xmlns:o="urn:schemas-microsoft-com:office:office" xmlns:r="http://schemas.openxmlformats.org/officeDocument/2006/relationships" xmlns:m="http://schemas.openxmlformats.org/officeDocument/2006/math" xmlns:v="urn:schemas-microsoft-com:vml" xmlns:wp14="http://schemas.microsoft.com/office/word/2010/wordprocessingDrawing" xmlns:wp="http://schemas.openxmlformats.org/drawingml/2006/wordprocessingDrawing" xmlns:w10="urn:schemas-microsoft-com:office:word" xmlns:w="http://schemas.openxmlformats.org/wordprocessingml/2006/main" xmlns:w14="http://schemas.microsoft.com/office/word/2010/wordml" xmlns:w15="http://schemas.microsoft.com/office/word/2012/wordml" xmlns:wpg="http://schemas.microsoft.com/office/word/2010/wordprocessingGroup" xmlns:wpi="http://schemas.microsoft.com/office/word/2010/wordprocessingInk" xmlns:wne="http://schemas.microsoft.com/office/word/2006/wordml" xmlns:wps="http://schemas.microsoft.com/office/word/2010/wordprocessingShape" xmlns:wpsCustomData="http://www.wps.cn/officeDocument/2013/wpsCustomData" mc:Ignorable="w14 w15 wp14">
+<w:ftr xmlns:wpc="http://schemas.microsoft.com/office/word/2010/wordprocessingCanvas" xmlns:cx="http://schemas.microsoft.com/office/drawing/2014/chartex" xmlns:cx1="http://schemas.microsoft.com/office/drawing/2015/9/8/chartex" xmlns:cx2="http://schemas.microsoft.com/office/drawing/2015/10/21/chartex" xmlns:cx3="http://schemas.microsoft.com/office/drawing/2016/5/9/chartex" xmlns:cx4="http://schemas.microsoft.com/office/drawing/2016/5/10/chartex" xmlns:cx5="http://schemas.microsoft.com/office/drawing/2016/5/11/chartex" xmlns:cx6="http://schemas.microsoft.com/office/drawing/2016/5/12/chartex" xmlns:cx7="http://schemas.microsoft.com/office/drawing/2016/5/13/chartex" xmlns:cx8="http://schemas.microsoft.com/office/drawing/2016/5/14/chartex" xmlns:mc="http://schemas.openxmlformats.org/markup-compatibility/2006" xmlns:aink="http://schemas.microsoft.com/office/drawing/2016/ink" xmlns:am3d="http://schemas.microsoft.com/office/drawing/2017/model3d" xmlns:o="urn:schemas-microsoft-com:office:office" xmlns:r="http://schemas.openxmlformats.org/officeDocument/2006/relationships" xmlns:m="http://schemas.openxmlformats.org/officeDocument/2006/math" xmlns:v="urn:schemas-microsoft-com:vml" xmlns:wp14="http://schemas.microsoft.com/office/word/2010/wordprocessingDrawing" xmlns:wp="http://schemas.openxmlformats.org/drawingml/2006/wordprocessingDrawing" xmlns:w10="urn:schemas-microsoft-com:office:word" xmlns:w="http://schemas.openxmlformats.org/wordprocessingml/2006/main" xmlns:w14="http://schemas.microsoft.com/office/word/2010/wordml" xmlns:w15="http://schemas.microsoft.com/office/word/2012/wordml" xmlns:w16cex="http://schemas.microsoft.com/office/word/2018/wordml/cex" xmlns:w16cid="http://schemas.microsoft.com/office/word/2016/wordml/cid" xmlns:w16="http://schemas.microsoft.com/office/word/2018/wordml" xmlns:w16sdtdh="http://schemas.microsoft.com/office/word/2020/wordml/sdtdatahash" xmlns:w16se="http://schemas.microsoft.com/office/word/2015/wordml/symex" xmlns:wpg="http://schemas.microsoft.com/office/word/2010/wordprocessingGroup" xmlns:wpi="http://schemas.microsoft.com/office/word/2010/wordprocessingInk" xmlns:wne="http://schemas.microsoft.com/office/word/2006/wordml" xmlns:wps="http://schemas.microsoft.com/office/word/2010/wordprocessingShape" mc:Ignorable="w14 w15 w16se w16cid w16 w16cex w16sdtdh wp14">
   <w:p>
     <w:pPr>
-      <w:pStyle w:val="5"/>
+      <w:pStyle w:val="Footer"/>
       <w:ind w:firstLine="360"/>
     </w:pPr>
   </w:p>
@@ -1700,8 +2071,8 @@
 </file>
 
 <file path=word/footnotes.xml><?xml version="1.0" encoding="utf-8"?>
-<w:footnotes xmlns:wpc="http://schemas.microsoft.com/office/word/2010/wordprocessingCanvas" xmlns:mc="http://schemas.openxmlformats.org/markup-compatibility/2006" xmlns:o="urn:schemas-microsoft-com:office:office" xmlns:r="http://schemas.openxmlformats.org/officeDocument/2006/relationships" xmlns:m="http://schemas.openxmlformats.org/officeDocument/2006/math" xmlns:v="urn:schemas-microsoft-com:vml" xmlns:wp14="http://schemas.microsoft.com/office/word/2010/wordprocessingDrawing" xmlns:wp="http://schemas.openxmlformats.org/drawingml/2006/wordprocessingDrawing" xmlns:w="http://schemas.openxmlformats.org/wordprocessingml/2006/main" xmlns:w14="http://schemas.microsoft.com/office/word/2010/wordml" xmlns:w15="http://schemas.microsoft.com/office/word/2012/wordml" xmlns:w10="urn:schemas-microsoft-com:office:word" xmlns:wpg="http://schemas.microsoft.com/office/word/2010/wordprocessingGroup" xmlns:wpi="http://schemas.microsoft.com/office/word/2010/wordprocessingInk" xmlns:wne="http://schemas.microsoft.com/office/word/2006/wordml" xmlns:wps="http://schemas.microsoft.com/office/word/2010/wordprocessingShape" xmlns:wpsCustomData="http://www.wps.cn/officeDocument/2013/wpsCustomData" mc:Ignorable="w14 w15 wp14">
-  <w:footnote w:type="separator" w:id="0">
+<w:footnotes xmlns:wpc="http://schemas.microsoft.com/office/word/2010/wordprocessingCanvas" xmlns:cx="http://schemas.microsoft.com/office/drawing/2014/chartex" xmlns:cx1="http://schemas.microsoft.com/office/drawing/2015/9/8/chartex" xmlns:cx2="http://schemas.microsoft.com/office/drawing/2015/10/21/chartex" xmlns:cx3="http://schemas.microsoft.com/office/drawing/2016/5/9/chartex" xmlns:cx4="http://schemas.microsoft.com/office/drawing/2016/5/10/chartex" xmlns:cx5="http://schemas.microsoft.com/office/drawing/2016/5/11/chartex" xmlns:cx6="http://schemas.microsoft.com/office/drawing/2016/5/12/chartex" xmlns:cx7="http://schemas.microsoft.com/office/drawing/2016/5/13/chartex" xmlns:cx8="http://schemas.microsoft.com/office/drawing/2016/5/14/chartex" xmlns:mc="http://schemas.openxmlformats.org/markup-compatibility/2006" xmlns:aink="http://schemas.microsoft.com/office/drawing/2016/ink" xmlns:am3d="http://schemas.microsoft.com/office/drawing/2017/model3d" xmlns:o="urn:schemas-microsoft-com:office:office" xmlns:r="http://schemas.openxmlformats.org/officeDocument/2006/relationships" xmlns:m="http://schemas.openxmlformats.org/officeDocument/2006/math" xmlns:v="urn:schemas-microsoft-com:vml" xmlns:wp14="http://schemas.microsoft.com/office/word/2010/wordprocessingDrawing" xmlns:wp="http://schemas.openxmlformats.org/drawingml/2006/wordprocessingDrawing" xmlns:w10="urn:schemas-microsoft-com:office:word" xmlns:w="http://schemas.openxmlformats.org/wordprocessingml/2006/main" xmlns:w14="http://schemas.microsoft.com/office/word/2010/wordml" xmlns:w15="http://schemas.microsoft.com/office/word/2012/wordml" xmlns:w16cex="http://schemas.microsoft.com/office/word/2018/wordml/cex" xmlns:w16cid="http://schemas.microsoft.com/office/word/2016/wordml/cid" xmlns:w16="http://schemas.microsoft.com/office/word/2018/wordml" xmlns:w16sdtdh="http://schemas.microsoft.com/office/word/2020/wordml/sdtdatahash" xmlns:w16se="http://schemas.microsoft.com/office/word/2015/wordml/symex" xmlns:wpg="http://schemas.microsoft.com/office/word/2010/wordprocessingGroup" xmlns:wpi="http://schemas.microsoft.com/office/word/2010/wordprocessingInk" xmlns:wne="http://schemas.microsoft.com/office/word/2006/wordml" xmlns:wps="http://schemas.microsoft.com/office/word/2010/wordprocessingShape" mc:Ignorable="w14 w15 w16se w16cid w16 w16cex w16sdtdh wp14">
+  <w:footnote w:type="separator" w:id="-1">
     <w:p>
       <w:pPr>
         <w:spacing w:line="240" w:lineRule="auto"/>
@@ -1712,7 +2083,7 @@
       </w:r>
     </w:p>
   </w:footnote>
-  <w:footnote w:type="continuationSeparator" w:id="1">
+  <w:footnote w:type="continuationSeparator" w:id="0">
     <w:p>
       <w:pPr>
         <w:spacing w:line="240" w:lineRule="auto"/>
@@ -1727,10 +2098,10 @@
 </file>
 
 <file path=word/header1.xml><?xml version="1.0" encoding="utf-8"?>
-<w:hdr xmlns:wpc="http://schemas.microsoft.com/office/word/2010/wordprocessingCanvas" xmlns:mc="http://schemas.openxmlformats.org/markup-compatibility/2006" xmlns:o="urn:schemas-microsoft-com:office:office" xmlns:r="http://schemas.openxmlformats.org/officeDocument/2006/relationships" xmlns:m="http://schemas.openxmlformats.org/officeDocument/2006/math" xmlns:v="urn:schemas-microsoft-com:vml" xmlns:wp14="http://schemas.microsoft.com/office/word/2010/wordprocessingDrawing" xmlns:wp="http://schemas.openxmlformats.org/drawingml/2006/wordprocessingDrawing" xmlns:w10="urn:schemas-microsoft-com:office:word" xmlns:w="http://schemas.openxmlformats.org/wordprocessingml/2006/main" xmlns:w14="http://schemas.microsoft.com/office/word/2010/wordml" xmlns:w15="http://schemas.microsoft.com/office/word/2012/wordml" xmlns:wpg="http://schemas.microsoft.com/office/word/2010/wordprocessingGroup" xmlns:wpi="http://schemas.microsoft.com/office/word/2010/wordprocessingInk" xmlns:wne="http://schemas.microsoft.com/office/word/2006/wordml" xmlns:wps="http://schemas.microsoft.com/office/word/2010/wordprocessingShape" xmlns:wpsCustomData="http://www.wps.cn/officeDocument/2013/wpsCustomData" mc:Ignorable="w14 w15 wp14">
+<w:hdr xmlns:wpc="http://schemas.microsoft.com/office/word/2010/wordprocessingCanvas" xmlns:cx="http://schemas.microsoft.com/office/drawing/2014/chartex" xmlns:cx1="http://schemas.microsoft.com/office/drawing/2015/9/8/chartex" xmlns:cx2="http://schemas.microsoft.com/office/drawing/2015/10/21/chartex" xmlns:cx3="http://schemas.microsoft.com/office/drawing/2016/5/9/chartex" xmlns:cx4="http://schemas.microsoft.com/office/drawing/2016/5/10/chartex" xmlns:cx5="http://schemas.microsoft.com/office/drawing/2016/5/11/chartex" xmlns:cx6="http://schemas.microsoft.com/office/drawing/2016/5/12/chartex" xmlns:cx7="http://schemas.microsoft.com/office/drawing/2016/5/13/chartex" xmlns:cx8="http://schemas.microsoft.com/office/drawing/2016/5/14/chartex" xmlns:mc="http://schemas.openxmlformats.org/markup-compatibility/2006" xmlns:aink="http://schemas.microsoft.com/office/drawing/2016/ink" xmlns:am3d="http://schemas.microsoft.com/office/drawing/2017/model3d" xmlns:o="urn:schemas-microsoft-com:office:office" xmlns:r="http://schemas.openxmlformats.org/officeDocument/2006/relationships" xmlns:m="http://schemas.openxmlformats.org/officeDocument/2006/math" xmlns:v="urn:schemas-microsoft-com:vml" xmlns:wp14="http://schemas.microsoft.com/office/word/2010/wordprocessingDrawing" xmlns:wp="http://schemas.openxmlformats.org/drawingml/2006/wordprocessingDrawing" xmlns:w10="urn:schemas-microsoft-com:office:word" xmlns:w="http://schemas.openxmlformats.org/wordprocessingml/2006/main" xmlns:w14="http://schemas.microsoft.com/office/word/2010/wordml" xmlns:w15="http://schemas.microsoft.com/office/word/2012/wordml" xmlns:w16cex="http://schemas.microsoft.com/office/word/2018/wordml/cex" xmlns:w16cid="http://schemas.microsoft.com/office/word/2016/wordml/cid" xmlns:w16="http://schemas.microsoft.com/office/word/2018/wordml" xmlns:w16sdtdh="http://schemas.microsoft.com/office/word/2020/wordml/sdtdatahash" xmlns:w16se="http://schemas.microsoft.com/office/word/2015/wordml/symex" xmlns:wpg="http://schemas.microsoft.com/office/word/2010/wordprocessingGroup" xmlns:wpi="http://schemas.microsoft.com/office/word/2010/wordprocessingInk" xmlns:wne="http://schemas.microsoft.com/office/word/2006/wordml" xmlns:wps="http://schemas.microsoft.com/office/word/2010/wordprocessingShape" mc:Ignorable="w14 w15 w16se w16cid w16 w16cex w16sdtdh wp14">
   <w:p>
     <w:pPr>
-      <w:pStyle w:val="6"/>
+      <w:pStyle w:val="Header"/>
       <w:ind w:firstLine="360"/>
     </w:pPr>
   </w:p>
@@ -1738,10 +2109,10 @@
 </file>
 
 <file path=word/header2.xml><?xml version="1.0" encoding="utf-8"?>
-<w:hdr xmlns:wpc="http://schemas.microsoft.com/office/word/2010/wordprocessingCanvas" xmlns:mc="http://schemas.openxmlformats.org/markup-compatibility/2006" xmlns:o="urn:schemas-microsoft-com:office:office" xmlns:r="http://schemas.openxmlformats.org/officeDocument/2006/relationships" xmlns:m="http://schemas.openxmlformats.org/officeDocument/2006/math" xmlns:v="urn:schemas-microsoft-com:vml" xmlns:wp14="http://schemas.microsoft.com/office/word/2010/wordprocessingDrawing" xmlns:wp="http://schemas.openxmlformats.org/drawingml/2006/wordprocessingDrawing" xmlns:w10="urn:schemas-microsoft-com:office:word" xmlns:w="http://schemas.openxmlformats.org/wordprocessingml/2006/main" xmlns:w14="http://schemas.microsoft.com/office/word/2010/wordml" xmlns:w15="http://schemas.microsoft.com/office/word/2012/wordml" xmlns:wpg="http://schemas.microsoft.com/office/word/2010/wordprocessingGroup" xmlns:wpi="http://schemas.microsoft.com/office/word/2010/wordprocessingInk" xmlns:wne="http://schemas.microsoft.com/office/word/2006/wordml" xmlns:wps="http://schemas.microsoft.com/office/word/2010/wordprocessingShape" xmlns:wpsCustomData="http://www.wps.cn/officeDocument/2013/wpsCustomData" mc:Ignorable="w14 w15 wp14">
+<w:hdr xmlns:wpc="http://schemas.microsoft.com/office/word/2010/wordprocessingCanvas" xmlns:cx="http://schemas.microsoft.com/office/drawing/2014/chartex" xmlns:cx1="http://schemas.microsoft.com/office/drawing/2015/9/8/chartex" xmlns:cx2="http://schemas.microsoft.com/office/drawing/2015/10/21/chartex" xmlns:cx3="http://schemas.microsoft.com/office/drawing/2016/5/9/chartex" xmlns:cx4="http://schemas.microsoft.com/office/drawing/2016/5/10/chartex" xmlns:cx5="http://schemas.microsoft.com/office/drawing/2016/5/11/chartex" xmlns:cx6="http://schemas.microsoft.com/office/drawing/2016/5/12/chartex" xmlns:cx7="http://schemas.microsoft.com/office/drawing/2016/5/13/chartex" xmlns:cx8="http://schemas.microsoft.com/office/drawing/2016/5/14/chartex" xmlns:mc="http://schemas.openxmlformats.org/markup-compatibility/2006" xmlns:aink="http://schemas.microsoft.com/office/drawing/2016/ink" xmlns:am3d="http://schemas.microsoft.com/office/drawing/2017/model3d" xmlns:o="urn:schemas-microsoft-com:office:office" xmlns:r="http://schemas.openxmlformats.org/officeDocument/2006/relationships" xmlns:m="http://schemas.openxmlformats.org/officeDocument/2006/math" xmlns:v="urn:schemas-microsoft-com:vml" xmlns:wp14="http://schemas.microsoft.com/office/word/2010/wordprocessingDrawing" xmlns:wp="http://schemas.openxmlformats.org/drawingml/2006/wordprocessingDrawing" xmlns:w10="urn:schemas-microsoft-com:office:word" xmlns:w="http://schemas.openxmlformats.org/wordprocessingml/2006/main" xmlns:w14="http://schemas.microsoft.com/office/word/2010/wordml" xmlns:w15="http://schemas.microsoft.com/office/word/2012/wordml" xmlns:w16cex="http://schemas.microsoft.com/office/word/2018/wordml/cex" xmlns:w16cid="http://schemas.microsoft.com/office/word/2016/wordml/cid" xmlns:w16="http://schemas.microsoft.com/office/word/2018/wordml" xmlns:w16sdtdh="http://schemas.microsoft.com/office/word/2020/wordml/sdtdatahash" xmlns:w16se="http://schemas.microsoft.com/office/word/2015/wordml/symex" xmlns:wpg="http://schemas.microsoft.com/office/word/2010/wordprocessingGroup" xmlns:wpi="http://schemas.microsoft.com/office/word/2010/wordprocessingInk" xmlns:wne="http://schemas.microsoft.com/office/word/2006/wordml" xmlns:wps="http://schemas.microsoft.com/office/word/2010/wordprocessingShape" mc:Ignorable="w14 w15 w16se w16cid w16 w16cex w16sdtdh wp14">
   <w:p>
     <w:pPr>
-      <w:pStyle w:val="6"/>
+      <w:pStyle w:val="Header"/>
       <w:ind w:firstLine="360"/>
     </w:pPr>
   </w:p>
@@ -1749,10 +2120,10 @@
 </file>
 
 <file path=word/header3.xml><?xml version="1.0" encoding="utf-8"?>
-<w:hdr xmlns:wpc="http://schemas.microsoft.com/office/word/2010/wordprocessingCanvas" xmlns:mc="http://schemas.openxmlformats.org/markup-compatibility/2006" xmlns:o="urn:schemas-microsoft-com:office:office" xmlns:r="http://schemas.openxmlformats.org/officeDocument/2006/relationships" xmlns:m="http://schemas.openxmlformats.org/officeDocument/2006/math" xmlns:v="urn:schemas-microsoft-com:vml" xmlns:wp14="http://schemas.microsoft.com/office/word/2010/wordprocessingDrawing" xmlns:wp="http://schemas.openxmlformats.org/drawingml/2006/wordprocessingDrawing" xmlns:w10="urn:schemas-microsoft-com:office:word" xmlns:w="http://schemas.openxmlformats.org/wordprocessingml/2006/main" xmlns:w14="http://schemas.microsoft.com/office/word/2010/wordml" xmlns:w15="http://schemas.microsoft.com/office/word/2012/wordml" xmlns:wpg="http://schemas.microsoft.com/office/word/2010/wordprocessingGroup" xmlns:wpi="http://schemas.microsoft.com/office/word/2010/wordprocessingInk" xmlns:wne="http://schemas.microsoft.com/office/word/2006/wordml" xmlns:wps="http://schemas.microsoft.com/office/word/2010/wordprocessingShape" xmlns:wpsCustomData="http://www.wps.cn/officeDocument/2013/wpsCustomData" mc:Ignorable="w14 w15 wp14">
+<w:hdr xmlns:wpc="http://schemas.microsoft.com/office/word/2010/wordprocessingCanvas" xmlns:cx="http://schemas.microsoft.com/office/drawing/2014/chartex" xmlns:cx1="http://schemas.microsoft.com/office/drawing/2015/9/8/chartex" xmlns:cx2="http://schemas.microsoft.com/office/drawing/2015/10/21/chartex" xmlns:cx3="http://schemas.microsoft.com/office/drawing/2016/5/9/chartex" xmlns:cx4="http://schemas.microsoft.com/office/drawing/2016/5/10/chartex" xmlns:cx5="http://schemas.microsoft.com/office/drawing/2016/5/11/chartex" xmlns:cx6="http://schemas.microsoft.com/office/drawing/2016/5/12/chartex" xmlns:cx7="http://schemas.microsoft.com/office/drawing/2016/5/13/chartex" xmlns:cx8="http://schemas.microsoft.com/office/drawing/2016/5/14/chartex" xmlns:mc="http://schemas.openxmlformats.org/markup-compatibility/2006" xmlns:aink="http://schemas.microsoft.com/office/drawing/2016/ink" xmlns:am3d="http://schemas.microsoft.com/office/drawing/2017/model3d" xmlns:o="urn:schemas-microsoft-com:office:office" xmlns:r="http://schemas.openxmlformats.org/officeDocument/2006/relationships" xmlns:m="http://schemas.openxmlformats.org/officeDocument/2006/math" xmlns:v="urn:schemas-microsoft-com:vml" xmlns:wp14="http://schemas.microsoft.com/office/word/2010/wordprocessingDrawing" xmlns:wp="http://schemas.openxmlformats.org/drawingml/2006/wordprocessingDrawing" xmlns:w10="urn:schemas-microsoft-com:office:word" xmlns:w="http://schemas.openxmlformats.org/wordprocessingml/2006/main" xmlns:w14="http://schemas.microsoft.com/office/word/2010/wordml" xmlns:w15="http://schemas.microsoft.com/office/word/2012/wordml" xmlns:w16cex="http://schemas.microsoft.com/office/word/2018/wordml/cex" xmlns:w16cid="http://schemas.microsoft.com/office/word/2016/wordml/cid" xmlns:w16="http://schemas.microsoft.com/office/word/2018/wordml" xmlns:w16sdtdh="http://schemas.microsoft.com/office/word/2020/wordml/sdtdatahash" xmlns:w16se="http://schemas.microsoft.com/office/word/2015/wordml/symex" xmlns:wpg="http://schemas.microsoft.com/office/word/2010/wordprocessingGroup" xmlns:wpi="http://schemas.microsoft.com/office/word/2010/wordprocessingInk" xmlns:wne="http://schemas.microsoft.com/office/word/2006/wordml" xmlns:wps="http://schemas.microsoft.com/office/word/2010/wordprocessingShape" mc:Ignorable="w14 w15 w16se w16cid w16 w16cex w16sdtdh wp14">
   <w:p>
     <w:pPr>
-      <w:pStyle w:val="6"/>
+      <w:pStyle w:val="Header"/>
       <w:ind w:firstLine="360"/>
     </w:pPr>
   </w:p>
@@ -1760,12 +2131,12 @@
 </file>
 
 <file path=word/numbering.xml><?xml version="1.0" encoding="utf-8"?>
-<w:numbering xmlns:wpc="http://schemas.microsoft.com/office/word/2010/wordprocessingCanvas" xmlns:mc="http://schemas.openxmlformats.org/markup-compatibility/2006" xmlns:o="urn:schemas-microsoft-com:office:office" xmlns:r="http://schemas.openxmlformats.org/officeDocument/2006/relationships" xmlns:m="http://schemas.openxmlformats.org/officeDocument/2006/math" xmlns:v="urn:schemas-microsoft-com:vml" xmlns:wp14="http://schemas.microsoft.com/office/word/2010/wordprocessingDrawing" xmlns:wp="http://schemas.openxmlformats.org/drawingml/2006/wordprocessingDrawing" xmlns:w10="urn:schemas-microsoft-com:office:word" xmlns:w="http://schemas.openxmlformats.org/wordprocessingml/2006/main" xmlns:w14="http://schemas.microsoft.com/office/word/2010/wordml" xmlns:wpg="http://schemas.microsoft.com/office/word/2010/wordprocessingGroup" xmlns:wpi="http://schemas.microsoft.com/office/word/2010/wordprocessingInk" xmlns:wne="http://schemas.microsoft.com/office/word/2006/wordml" xmlns:wps="http://schemas.microsoft.com/office/word/2010/wordprocessingShape" xmlns:wpsCustomData="http://www.wps.cn/officeDocument/2013/wpsCustomData" mc:Ignorable="w14 wp14">
-  <w:abstractNum w:abstractNumId="0">
+<w:numbering xmlns:wpc="http://schemas.microsoft.com/office/word/2010/wordprocessingCanvas" xmlns:cx="http://schemas.microsoft.com/office/drawing/2014/chartex" xmlns:cx1="http://schemas.microsoft.com/office/drawing/2015/9/8/chartex" xmlns:cx2="http://schemas.microsoft.com/office/drawing/2015/10/21/chartex" xmlns:cx3="http://schemas.microsoft.com/office/drawing/2016/5/9/chartex" xmlns:cx4="http://schemas.microsoft.com/office/drawing/2016/5/10/chartex" xmlns:cx5="http://schemas.microsoft.com/office/drawing/2016/5/11/chartex" xmlns:cx6="http://schemas.microsoft.com/office/drawing/2016/5/12/chartex" xmlns:cx7="http://schemas.microsoft.com/office/drawing/2016/5/13/chartex" xmlns:cx8="http://schemas.microsoft.com/office/drawing/2016/5/14/chartex" xmlns:mc="http://schemas.openxmlformats.org/markup-compatibility/2006" xmlns:aink="http://schemas.microsoft.com/office/drawing/2016/ink" xmlns:am3d="http://schemas.microsoft.com/office/drawing/2017/model3d" xmlns:o="urn:schemas-microsoft-com:office:office" xmlns:r="http://schemas.openxmlformats.org/officeDocument/2006/relationships" xmlns:m="http://schemas.openxmlformats.org/officeDocument/2006/math" xmlns:v="urn:schemas-microsoft-com:vml" xmlns:wp14="http://schemas.microsoft.com/office/word/2010/wordprocessingDrawing" xmlns:wp="http://schemas.openxmlformats.org/drawingml/2006/wordprocessingDrawing" xmlns:w10="urn:schemas-microsoft-com:office:word" xmlns:w="http://schemas.openxmlformats.org/wordprocessingml/2006/main" xmlns:w14="http://schemas.microsoft.com/office/word/2010/wordml" xmlns:w15="http://schemas.microsoft.com/office/word/2012/wordml" xmlns:w16cex="http://schemas.microsoft.com/office/word/2018/wordml/cex" xmlns:w16cid="http://schemas.microsoft.com/office/word/2016/wordml/cid" xmlns:w16="http://schemas.microsoft.com/office/word/2018/wordml" xmlns:w16sdtdh="http://schemas.microsoft.com/office/word/2020/wordml/sdtdatahash" xmlns:w16se="http://schemas.microsoft.com/office/word/2015/wordml/symex" xmlns:wpg="http://schemas.microsoft.com/office/word/2010/wordprocessingGroup" xmlns:wpi="http://schemas.microsoft.com/office/word/2010/wordprocessingInk" xmlns:wne="http://schemas.microsoft.com/office/word/2006/wordml" xmlns:wps="http://schemas.microsoft.com/office/word/2010/wordprocessingShape" mc:Ignorable="w14 w15 w16se w16cid w16 w16cex w16sdtdh wp14">
+  <w:abstractNum w:abstractNumId="0" w15:restartNumberingAfterBreak="0">
     <w:nsid w:val="3E464BB1"/>
     <w:multiLevelType w:val="multilevel"/>
     <w:tmpl w:val="3E464BB1"/>
-    <w:lvl w:ilvl="0" w:tentative="0">
+    <w:lvl w:ilvl="0">
       <w:start w:val="1"/>
       <w:numFmt w:val="decimal"/>
       <w:lvlText w:val="(%1)"/>
@@ -1777,7 +2148,7 @@
         <w:rFonts w:hint="eastAsia"/>
       </w:rPr>
     </w:lvl>
-    <w:lvl w:ilvl="1" w:tentative="0">
+    <w:lvl w:ilvl="1">
       <w:start w:val="1"/>
       <w:numFmt w:val="lowerLetter"/>
       <w:lvlText w:val="%2)"/>
@@ -1786,7 +2157,7 @@
         <w:ind w:left="840" w:hanging="420"/>
       </w:pPr>
     </w:lvl>
-    <w:lvl w:ilvl="2" w:tentative="0">
+    <w:lvl w:ilvl="2">
       <w:start w:val="1"/>
       <w:numFmt w:val="lowerRoman"/>
       <w:lvlText w:val="%3."/>
@@ -1795,7 +2166,7 @@
         <w:ind w:left="1260" w:hanging="420"/>
       </w:pPr>
     </w:lvl>
-    <w:lvl w:ilvl="3" w:tentative="0">
+    <w:lvl w:ilvl="3">
       <w:start w:val="1"/>
       <w:numFmt w:val="decimal"/>
       <w:lvlText w:val="%4."/>
@@ -1804,7 +2175,7 @@
         <w:ind w:left="1680" w:hanging="420"/>
       </w:pPr>
     </w:lvl>
-    <w:lvl w:ilvl="4" w:tentative="0">
+    <w:lvl w:ilvl="4">
       <w:start w:val="1"/>
       <w:numFmt w:val="lowerLetter"/>
       <w:lvlText w:val="%5)"/>
@@ -1813,7 +2184,7 @@
         <w:ind w:left="2100" w:hanging="420"/>
       </w:pPr>
     </w:lvl>
-    <w:lvl w:ilvl="5" w:tentative="0">
+    <w:lvl w:ilvl="5">
       <w:start w:val="1"/>
       <w:numFmt w:val="lowerRoman"/>
       <w:lvlText w:val="%6."/>
@@ -1822,7 +2193,7 @@
         <w:ind w:left="2520" w:hanging="420"/>
       </w:pPr>
     </w:lvl>
-    <w:lvl w:ilvl="6" w:tentative="0">
+    <w:lvl w:ilvl="6">
       <w:start w:val="1"/>
       <w:numFmt w:val="decimal"/>
       <w:lvlText w:val="%7."/>
@@ -1831,7 +2202,7 @@
         <w:ind w:left="2940" w:hanging="420"/>
       </w:pPr>
     </w:lvl>
-    <w:lvl w:ilvl="7" w:tentative="0">
+    <w:lvl w:ilvl="7">
       <w:start w:val="1"/>
       <w:numFmt w:val="lowerLetter"/>
       <w:lvlText w:val="%8)"/>
@@ -1840,7 +2211,7 @@
         <w:ind w:left="3360" w:hanging="420"/>
       </w:pPr>
     </w:lvl>
-    <w:lvl w:ilvl="8" w:tentative="0">
+    <w:lvl w:ilvl="8">
       <w:start w:val="1"/>
       <w:numFmt w:val="lowerRoman"/>
       <w:lvlText w:val="%9."/>
@@ -1850,11 +2221,11 @@
       </w:pPr>
     </w:lvl>
   </w:abstractNum>
-  <w:abstractNum w:abstractNumId="1">
+  <w:abstractNum w:abstractNumId="1" w15:restartNumberingAfterBreak="0">
     <w:nsid w:val="55141AAC"/>
     <w:multiLevelType w:val="multilevel"/>
     <w:tmpl w:val="55141AAC"/>
-    <w:lvl w:ilvl="0" w:tentative="0">
+    <w:lvl w:ilvl="0">
       <w:start w:val="1"/>
       <w:numFmt w:val="bullet"/>
       <w:lvlText w:val=""/>
@@ -1863,10 +2234,10 @@
         <w:ind w:left="900" w:hanging="420"/>
       </w:pPr>
       <w:rPr>
-        <w:rFonts w:hint="default" w:ascii="Wingdings" w:hAnsi="Wingdings"/>
+        <w:rFonts w:ascii="Wingdings" w:hAnsi="Wingdings" w:hint="default"/>
       </w:rPr>
     </w:lvl>
-    <w:lvl w:ilvl="1" w:tentative="0">
+    <w:lvl w:ilvl="1">
       <w:start w:val="1"/>
       <w:numFmt w:val="bullet"/>
       <w:lvlText w:val=""/>
@@ -1875,10 +2246,10 @@
         <w:ind w:left="1320" w:hanging="420"/>
       </w:pPr>
       <w:rPr>
-        <w:rFonts w:hint="default" w:ascii="Wingdings" w:hAnsi="Wingdings"/>
+        <w:rFonts w:ascii="Wingdings" w:hAnsi="Wingdings" w:hint="default"/>
       </w:rPr>
     </w:lvl>
-    <w:lvl w:ilvl="2" w:tentative="0">
+    <w:lvl w:ilvl="2">
       <w:start w:val="1"/>
       <w:numFmt w:val="bullet"/>
       <w:lvlText w:val=""/>
@@ -1887,10 +2258,10 @@
         <w:ind w:left="1740" w:hanging="420"/>
       </w:pPr>
       <w:rPr>
-        <w:rFonts w:hint="default" w:ascii="Wingdings" w:hAnsi="Wingdings"/>
+        <w:rFonts w:ascii="Wingdings" w:hAnsi="Wingdings" w:hint="default"/>
       </w:rPr>
     </w:lvl>
-    <w:lvl w:ilvl="3" w:tentative="0">
+    <w:lvl w:ilvl="3">
       <w:start w:val="1"/>
       <w:numFmt w:val="bullet"/>
       <w:lvlText w:val=""/>
@@ -1899,10 +2270,10 @@
         <w:ind w:left="2160" w:hanging="420"/>
       </w:pPr>
       <w:rPr>
-        <w:rFonts w:hint="default" w:ascii="Wingdings" w:hAnsi="Wingdings"/>
+        <w:rFonts w:ascii="Wingdings" w:hAnsi="Wingdings" w:hint="default"/>
       </w:rPr>
     </w:lvl>
-    <w:lvl w:ilvl="4" w:tentative="0">
+    <w:lvl w:ilvl="4">
       <w:start w:val="1"/>
       <w:numFmt w:val="bullet"/>
       <w:lvlText w:val=""/>
@@ -1911,10 +2282,10 @@
         <w:ind w:left="2580" w:hanging="420"/>
       </w:pPr>
       <w:rPr>
-        <w:rFonts w:hint="default" w:ascii="Wingdings" w:hAnsi="Wingdings"/>
+        <w:rFonts w:ascii="Wingdings" w:hAnsi="Wingdings" w:hint="default"/>
       </w:rPr>
     </w:lvl>
-    <w:lvl w:ilvl="5" w:tentative="0">
+    <w:lvl w:ilvl="5">
       <w:start w:val="1"/>
       <w:numFmt w:val="bullet"/>
       <w:lvlText w:val=""/>
@@ -1923,10 +2294,10 @@
         <w:ind w:left="3000" w:hanging="420"/>
       </w:pPr>
       <w:rPr>
-        <w:rFonts w:hint="default" w:ascii="Wingdings" w:hAnsi="Wingdings"/>
+        <w:rFonts w:ascii="Wingdings" w:hAnsi="Wingdings" w:hint="default"/>
       </w:rPr>
     </w:lvl>
-    <w:lvl w:ilvl="6" w:tentative="0">
+    <w:lvl w:ilvl="6">
       <w:start w:val="1"/>
       <w:numFmt w:val="bullet"/>
       <w:lvlText w:val=""/>
@@ -1935,10 +2306,10 @@
         <w:ind w:left="3420" w:hanging="420"/>
       </w:pPr>
       <w:rPr>
-        <w:rFonts w:hint="default" w:ascii="Wingdings" w:hAnsi="Wingdings"/>
+        <w:rFonts w:ascii="Wingdings" w:hAnsi="Wingdings" w:hint="default"/>
       </w:rPr>
     </w:lvl>
-    <w:lvl w:ilvl="7" w:tentative="0">
+    <w:lvl w:ilvl="7">
       <w:start w:val="1"/>
       <w:numFmt w:val="bullet"/>
       <w:lvlText w:val=""/>
@@ -1947,10 +2318,10 @@
         <w:ind w:left="3840" w:hanging="420"/>
       </w:pPr>
       <w:rPr>
-        <w:rFonts w:hint="default" w:ascii="Wingdings" w:hAnsi="Wingdings"/>
+        <w:rFonts w:ascii="Wingdings" w:hAnsi="Wingdings" w:hint="default"/>
       </w:rPr>
     </w:lvl>
-    <w:lvl w:ilvl="8" w:tentative="0">
+    <w:lvl w:ilvl="8">
       <w:start w:val="1"/>
       <w:numFmt w:val="bullet"/>
       <w:lvlText w:val=""/>
@@ -1959,7 +2330,7 @@
         <w:ind w:left="4260" w:hanging="420"/>
       </w:pPr>
       <w:rPr>
-        <w:rFonts w:hint="default" w:ascii="Wingdings" w:hAnsi="Wingdings"/>
+        <w:rFonts w:ascii="Wingdings" w:hAnsi="Wingdings" w:hint="default"/>
       </w:rPr>
     </w:lvl>
   </w:abstractNum>
@@ -1973,297 +2344,420 @@
 </file>
 
 <file path=word/styles.xml><?xml version="1.0" encoding="utf-8"?>
-<w:styles xmlns:mc="http://schemas.openxmlformats.org/markup-compatibility/2006" xmlns:o="urn:schemas-microsoft-com:office:office" xmlns:r="http://schemas.openxmlformats.org/officeDocument/2006/relationships" xmlns:m="http://schemas.openxmlformats.org/officeDocument/2006/math" xmlns:v="urn:schemas-microsoft-com:vml" xmlns:w="http://schemas.openxmlformats.org/wordprocessingml/2006/main" xmlns:w14="http://schemas.microsoft.com/office/word/2010/wordml" xmlns:w10="urn:schemas-microsoft-com:office:word" xmlns:sl="http://schemas.openxmlformats.org/schemaLibrary/2006/main" xmlns:wpsCustomData="http://www.wps.cn/officeDocument/2013/wpsCustomData" mc:Ignorable="w14">
+<w:styles xmlns:mc="http://schemas.openxmlformats.org/markup-compatibility/2006" xmlns:r="http://schemas.openxmlformats.org/officeDocument/2006/relationships" xmlns:w="http://schemas.openxmlformats.org/wordprocessingml/2006/main" xmlns:w14="http://schemas.microsoft.com/office/word/2010/wordml" xmlns:w15="http://schemas.microsoft.com/office/word/2012/wordml" xmlns:w16cex="http://schemas.microsoft.com/office/word/2018/wordml/cex" xmlns:w16cid="http://schemas.microsoft.com/office/word/2016/wordml/cid" xmlns:w16="http://schemas.microsoft.com/office/word/2018/wordml" xmlns:w16sdtdh="http://schemas.microsoft.com/office/word/2020/wordml/sdtdatahash" xmlns:w16se="http://schemas.microsoft.com/office/word/2015/wordml/symex" mc:Ignorable="w14 w15 w16se w16cid w16 w16cex w16sdtdh">
   <w:docDefaults>
     <w:rPrDefault>
       <w:rPr>
-        <w:rFonts w:asciiTheme="minorHAnsi" w:hAnsiTheme="minorHAnsi" w:eastAsiaTheme="minorEastAsia" w:cstheme="minorBidi"/>
+        <w:rFonts w:asciiTheme="minorHAnsi" w:eastAsiaTheme="minorEastAsia" w:hAnsiTheme="minorHAnsi" w:cstheme="minorBidi"/>
+        <w:lang w:val="en-US" w:eastAsia="zh-CN" w:bidi="ar-SA"/>
       </w:rPr>
     </w:rPrDefault>
     <w:pPrDefault/>
   </w:docDefaults>
-  <w:latentStyles w:count="260" w:defQFormat="0" w:defUnhideWhenUsed="1" w:defSemiHidden="1" w:defUIPriority="99" w:defLockedState="0">
-    <w:lsdException w:qFormat="1" w:unhideWhenUsed="0" w:uiPriority="0" w:semiHidden="0" w:name="Normal"/>
-    <w:lsdException w:qFormat="1" w:unhideWhenUsed="0" w:uiPriority="9" w:semiHidden="0" w:name="heading 1"/>
-    <w:lsdException w:qFormat="1" w:uiPriority="9" w:semiHidden="0" w:name="heading 2"/>
-    <w:lsdException w:qFormat="1" w:uiPriority="9" w:semiHidden="0" w:name="heading 3"/>
-    <w:lsdException w:qFormat="1" w:uiPriority="9" w:name="heading 4"/>
-    <w:lsdException w:qFormat="1" w:uiPriority="9" w:name="heading 5"/>
-    <w:lsdException w:qFormat="1" w:uiPriority="9" w:name="heading 6"/>
-    <w:lsdException w:qFormat="1" w:uiPriority="9" w:name="heading 7"/>
-    <w:lsdException w:qFormat="1" w:uiPriority="9" w:name="heading 8"/>
-    <w:lsdException w:qFormat="1" w:uiPriority="9" w:name="heading 9"/>
-    <w:lsdException w:uiPriority="99" w:name="index 1"/>
-    <w:lsdException w:uiPriority="99" w:name="index 2"/>
-    <w:lsdException w:uiPriority="99" w:name="index 3"/>
-    <w:lsdException w:uiPriority="99" w:name="index 4"/>
-    <w:lsdException w:uiPriority="99" w:name="index 5"/>
-    <w:lsdException w:uiPriority="99" w:name="index 6"/>
-    <w:lsdException w:uiPriority="99" w:name="index 7"/>
-    <w:lsdException w:uiPriority="99" w:name="index 8"/>
-    <w:lsdException w:uiPriority="99" w:name="index 9"/>
-    <w:lsdException w:uiPriority="39" w:name="toc 1"/>
-    <w:lsdException w:uiPriority="39" w:name="toc 2"/>
-    <w:lsdException w:uiPriority="39" w:name="toc 3"/>
-    <w:lsdException w:uiPriority="39" w:name="toc 4"/>
-    <w:lsdException w:uiPriority="39" w:name="toc 5"/>
-    <w:lsdException w:uiPriority="39" w:name="toc 6"/>
-    <w:lsdException w:uiPriority="39" w:name="toc 7"/>
-    <w:lsdException w:uiPriority="39" w:name="toc 8"/>
-    <w:lsdException w:uiPriority="39" w:name="toc 9"/>
-    <w:lsdException w:uiPriority="99" w:name="Normal Indent"/>
-    <w:lsdException w:uiPriority="99" w:name="footnote text"/>
-    <w:lsdException w:uiPriority="99" w:name="annotation text"/>
-    <w:lsdException w:uiPriority="99" w:semiHidden="0" w:name="header"/>
-    <w:lsdException w:uiPriority="99" w:semiHidden="0" w:name="footer"/>
-    <w:lsdException w:uiPriority="99" w:name="index heading"/>
-    <w:lsdException w:qFormat="1" w:uiPriority="35" w:name="caption"/>
-    <w:lsdException w:uiPriority="99" w:name="table of figures"/>
-    <w:lsdException w:uiPriority="99" w:name="envelope address"/>
-    <w:lsdException w:uiPriority="99" w:name="envelope return"/>
-    <w:lsdException w:uiPriority="99" w:name="footnote reference"/>
-    <w:lsdException w:uiPriority="99" w:name="annotation reference"/>
-    <w:lsdException w:uiPriority="99" w:name="line number"/>
-    <w:lsdException w:uiPriority="99" w:name="page number"/>
-    <w:lsdException w:uiPriority="99" w:name="endnote reference"/>
-    <w:lsdException w:uiPriority="99" w:name="endnote text"/>
-    <w:lsdException w:uiPriority="99" w:name="table of authorities"/>
-    <w:lsdException w:uiPriority="99" w:name="macro"/>
-    <w:lsdException w:uiPriority="99" w:name="toa heading"/>
-    <w:lsdException w:uiPriority="99" w:name="List"/>
-    <w:lsdException w:uiPriority="99" w:name="List Bullet"/>
-    <w:lsdException w:uiPriority="99" w:name="List Number"/>
-    <w:lsdException w:uiPriority="99" w:name="List 2"/>
-    <w:lsdException w:uiPriority="99" w:name="List 3"/>
-    <w:lsdException w:uiPriority="99" w:name="List 4"/>
-    <w:lsdException w:uiPriority="99" w:name="List 5"/>
-    <w:lsdException w:uiPriority="99" w:name="List Bullet 2"/>
-    <w:lsdException w:uiPriority="99" w:name="List Bullet 3"/>
-    <w:lsdException w:uiPriority="99" w:name="List Bullet 4"/>
-    <w:lsdException w:uiPriority="99" w:name="List Bullet 5"/>
-    <w:lsdException w:uiPriority="99" w:name="List Number 2"/>
-    <w:lsdException w:uiPriority="99" w:name="List Number 3"/>
-    <w:lsdException w:uiPriority="99" w:name="List Number 4"/>
-    <w:lsdException w:uiPriority="99" w:name="List Number 5"/>
-    <w:lsdException w:qFormat="1" w:unhideWhenUsed="0" w:uiPriority="10" w:semiHidden="0" w:name="Title"/>
-    <w:lsdException w:uiPriority="99" w:name="Closing"/>
-    <w:lsdException w:uiPriority="99" w:name="Signature"/>
-    <w:lsdException w:qFormat="1" w:uiPriority="1" w:name="Default Paragraph Font"/>
-    <w:lsdException w:uiPriority="99" w:name="Body Text"/>
-    <w:lsdException w:uiPriority="99" w:name="Body Text Indent"/>
-    <w:lsdException w:uiPriority="99" w:name="List Continue"/>
-    <w:lsdException w:uiPriority="99" w:name="List Continue 2"/>
-    <w:lsdException w:uiPriority="99" w:name="List Continue 3"/>
-    <w:lsdException w:uiPriority="99" w:name="List Continue 4"/>
-    <w:lsdException w:uiPriority="99" w:name="List Continue 5"/>
-    <w:lsdException w:uiPriority="99" w:name="Message Header"/>
-    <w:lsdException w:qFormat="1" w:unhideWhenUsed="0" w:uiPriority="11" w:semiHidden="0" w:name="Subtitle"/>
-    <w:lsdException w:uiPriority="99" w:name="Salutation"/>
-    <w:lsdException w:uiPriority="99" w:name="Date"/>
-    <w:lsdException w:uiPriority="99" w:name="Body Text First Indent"/>
-    <w:lsdException w:uiPriority="99" w:name="Body Text First Indent 2"/>
-    <w:lsdException w:uiPriority="99" w:name="Note Heading"/>
-    <w:lsdException w:uiPriority="99" w:name="Body Text 2"/>
-    <w:lsdException w:uiPriority="99" w:name="Body Text 3"/>
-    <w:lsdException w:uiPriority="99" w:name="Body Text Indent 2"/>
-    <w:lsdException w:uiPriority="99" w:name="Body Text Indent 3"/>
-    <w:lsdException w:uiPriority="99" w:name="Block Text"/>
-    <w:lsdException w:uiPriority="99" w:semiHidden="0" w:name="Hyperlink"/>
-    <w:lsdException w:uiPriority="99" w:name="FollowedHyperlink"/>
-    <w:lsdException w:qFormat="1" w:unhideWhenUsed="0" w:uiPriority="22" w:semiHidden="0" w:name="Strong"/>
-    <w:lsdException w:qFormat="1" w:unhideWhenUsed="0" w:uiPriority="20" w:semiHidden="0" w:name="Emphasis"/>
-    <w:lsdException w:uiPriority="99" w:name="Document Map"/>
-    <w:lsdException w:uiPriority="99" w:name="Plain Text"/>
-    <w:lsdException w:uiPriority="99" w:name="E-mail Signature"/>
-    <w:lsdException w:uiPriority="99" w:name="Normal (Web)"/>
-    <w:lsdException w:uiPriority="99" w:name="HTML Acronym"/>
-    <w:lsdException w:uiPriority="99" w:name="HTML Address"/>
-    <w:lsdException w:uiPriority="99" w:name="HTML Cite"/>
-    <w:lsdException w:uiPriority="99" w:name="HTML Code"/>
-    <w:lsdException w:uiPriority="99" w:name="HTML Definition"/>
-    <w:lsdException w:uiPriority="99" w:name="HTML Keyboard"/>
-    <w:lsdException w:uiPriority="99" w:name="HTML Preformatted"/>
-    <w:lsdException w:uiPriority="99" w:name="HTML Sample"/>
-    <w:lsdException w:uiPriority="99" w:name="HTML Typewriter"/>
-    <w:lsdException w:uiPriority="99" w:name="HTML Variable"/>
-    <w:lsdException w:uiPriority="99" w:name="Normal Table"/>
-    <w:lsdException w:uiPriority="99" w:name="annotation subject"/>
-    <w:lsdException w:uiPriority="99" w:name="Table Simple 1"/>
-    <w:lsdException w:uiPriority="99" w:name="Table Simple 2"/>
-    <w:lsdException w:uiPriority="99" w:name="Table Simple 3"/>
-    <w:lsdException w:uiPriority="99" w:name="Table Classic 1"/>
-    <w:lsdException w:uiPriority="99" w:name="Table Classic 2"/>
-    <w:lsdException w:uiPriority="99" w:name="Table Classic 3"/>
-    <w:lsdException w:uiPriority="99" w:name="Table Classic 4"/>
-    <w:lsdException w:uiPriority="99" w:name="Table Colorful 1"/>
-    <w:lsdException w:uiPriority="99" w:name="Table Colorful 2"/>
-    <w:lsdException w:uiPriority="99" w:name="Table Colorful 3"/>
-    <w:lsdException w:uiPriority="99" w:name="Table Columns 1"/>
-    <w:lsdException w:uiPriority="99" w:name="Table Columns 2"/>
-    <w:lsdException w:uiPriority="99" w:name="Table Columns 3"/>
-    <w:lsdException w:uiPriority="99" w:name="Table Columns 4"/>
-    <w:lsdException w:uiPriority="99" w:name="Table Columns 5"/>
-    <w:lsdException w:uiPriority="99" w:name="Table Grid 1"/>
-    <w:lsdException w:uiPriority="99" w:name="Table Grid 2"/>
-    <w:lsdException w:uiPriority="99" w:name="Table Grid 3"/>
-    <w:lsdException w:uiPriority="99" w:name="Table Grid 4"/>
-    <w:lsdException w:uiPriority="99" w:name="Table Grid 5"/>
-    <w:lsdException w:uiPriority="99" w:name="Table Grid 6"/>
-    <w:lsdException w:uiPriority="99" w:name="Table Grid 7"/>
-    <w:lsdException w:uiPriority="99" w:name="Table Grid 8"/>
-    <w:lsdException w:uiPriority="99" w:name="Table List 1"/>
-    <w:lsdException w:uiPriority="99" w:name="Table List 2"/>
-    <w:lsdException w:uiPriority="99" w:name="Table List 3"/>
-    <w:lsdException w:uiPriority="99" w:name="Table List 4"/>
-    <w:lsdException w:uiPriority="99" w:name="Table List 5"/>
-    <w:lsdException w:uiPriority="99" w:name="Table List 6"/>
-    <w:lsdException w:uiPriority="99" w:name="Table List 7"/>
-    <w:lsdException w:uiPriority="99" w:name="Table List 8"/>
-    <w:lsdException w:uiPriority="99" w:name="Table 3D effects 1"/>
-    <w:lsdException w:uiPriority="99" w:name="Table 3D effects 2"/>
-    <w:lsdException w:uiPriority="99" w:name="Table 3D effects 3"/>
-    <w:lsdException w:uiPriority="99" w:name="Table Contemporary"/>
-    <w:lsdException w:uiPriority="99" w:name="Table Elegant"/>
-    <w:lsdException w:uiPriority="99" w:name="Table Professional"/>
-    <w:lsdException w:uiPriority="99" w:name="Table Subtle 1"/>
-    <w:lsdException w:uiPriority="99" w:name="Table Subtle 2"/>
-    <w:lsdException w:uiPriority="99" w:name="Table Web 1"/>
-    <w:lsdException w:uiPriority="99" w:name="Table Web 2"/>
-    <w:lsdException w:uiPriority="99" w:name="Table Web 3"/>
-    <w:lsdException w:uiPriority="99" w:name="Balloon Text"/>
-    <w:lsdException w:unhideWhenUsed="0" w:uiPriority="39" w:semiHidden="0" w:name="Table Grid"/>
-    <w:lsdException w:uiPriority="99" w:name="Table Theme"/>
-    <w:lsdException w:unhideWhenUsed="0" w:uiPriority="60" w:semiHidden="0" w:name="Light Shading"/>
-    <w:lsdException w:unhideWhenUsed="0" w:uiPriority="61" w:semiHidden="0" w:name="Light List"/>
-    <w:lsdException w:unhideWhenUsed="0" w:uiPriority="62" w:semiHidden="0" w:name="Light Grid"/>
-    <w:lsdException w:unhideWhenUsed="0" w:uiPriority="63" w:semiHidden="0" w:name="Medium Shading 1"/>
-    <w:lsdException w:unhideWhenUsed="0" w:uiPriority="64" w:semiHidden="0" w:name="Medium Shading 2"/>
-    <w:lsdException w:unhideWhenUsed="0" w:uiPriority="65" w:semiHidden="0" w:name="Medium List 1"/>
-    <w:lsdException w:unhideWhenUsed="0" w:uiPriority="66" w:semiHidden="0" w:name="Medium List 2"/>
-    <w:lsdException w:unhideWhenUsed="0" w:uiPriority="67" w:semiHidden="0" w:name="Medium Grid 1"/>
-    <w:lsdException w:unhideWhenUsed="0" w:uiPriority="68" w:semiHidden="0" w:name="Medium Grid 2"/>
-    <w:lsdException w:unhideWhenUsed="0" w:uiPriority="69" w:semiHidden="0" w:name="Medium Grid 3"/>
-    <w:lsdException w:unhideWhenUsed="0" w:uiPriority="70" w:semiHidden="0" w:name="Dark List"/>
-    <w:lsdException w:unhideWhenUsed="0" w:uiPriority="71" w:semiHidden="0" w:name="Colorful Shading"/>
-    <w:lsdException w:unhideWhenUsed="0" w:uiPriority="72" w:semiHidden="0" w:name="Colorful List"/>
-    <w:lsdException w:unhideWhenUsed="0" w:uiPriority="73" w:semiHidden="0" w:name="Colorful Grid"/>
-    <w:lsdException w:unhideWhenUsed="0" w:uiPriority="60" w:semiHidden="0" w:name="Light Shading Accent 1"/>
-    <w:lsdException w:unhideWhenUsed="0" w:uiPriority="61" w:semiHidden="0" w:name="Light List Accent 1"/>
-    <w:lsdException w:unhideWhenUsed="0" w:uiPriority="62" w:semiHidden="0" w:name="Light Grid Accent 1"/>
-    <w:lsdException w:unhideWhenUsed="0" w:uiPriority="63" w:semiHidden="0" w:name="Medium Shading 1 Accent 1"/>
-    <w:lsdException w:unhideWhenUsed="0" w:uiPriority="64" w:semiHidden="0" w:name="Medium Shading 2 Accent 1"/>
-    <w:lsdException w:unhideWhenUsed="0" w:uiPriority="65" w:semiHidden="0" w:name="Medium List 1 Accent 1"/>
-    <w:lsdException w:qFormat="1" w:unhideWhenUsed="0" w:uiPriority="34" w:semiHidden="0" w:name="List Paragraph"/>
-    <w:lsdException w:unhideWhenUsed="0" w:uiPriority="66" w:semiHidden="0" w:name="Medium List 2 Accent 1"/>
-    <w:lsdException w:unhideWhenUsed="0" w:uiPriority="67" w:semiHidden="0" w:name="Medium Grid 1 Accent 1"/>
-    <w:lsdException w:unhideWhenUsed="0" w:uiPriority="68" w:semiHidden="0" w:name="Medium Grid 2 Accent 1"/>
-    <w:lsdException w:unhideWhenUsed="0" w:uiPriority="69" w:semiHidden="0" w:name="Medium Grid 3 Accent 1"/>
-    <w:lsdException w:unhideWhenUsed="0" w:uiPriority="70" w:semiHidden="0" w:name="Dark List Accent 1"/>
-    <w:lsdException w:unhideWhenUsed="0" w:uiPriority="71" w:semiHidden="0" w:name="Colorful Shading Accent 1"/>
-    <w:lsdException w:unhideWhenUsed="0" w:uiPriority="72" w:semiHidden="0" w:name="Colorful List Accent 1"/>
-    <w:lsdException w:unhideWhenUsed="0" w:uiPriority="73" w:semiHidden="0" w:name="Colorful Grid Accent 1"/>
-    <w:lsdException w:unhideWhenUsed="0" w:uiPriority="60" w:semiHidden="0" w:name="Light Shading Accent 2"/>
-    <w:lsdException w:unhideWhenUsed="0" w:uiPriority="61" w:semiHidden="0" w:name="Light List Accent 2"/>
-    <w:lsdException w:unhideWhenUsed="0" w:uiPriority="62" w:semiHidden="0" w:name="Light Grid Accent 2"/>
-    <w:lsdException w:unhideWhenUsed="0" w:uiPriority="63" w:semiHidden="0" w:name="Medium Shading 1 Accent 2"/>
-    <w:lsdException w:unhideWhenUsed="0" w:uiPriority="64" w:semiHidden="0" w:name="Medium Shading 2 Accent 2"/>
-    <w:lsdException w:unhideWhenUsed="0" w:uiPriority="65" w:semiHidden="0" w:name="Medium List 1 Accent 2"/>
-    <w:lsdException w:unhideWhenUsed="0" w:uiPriority="66" w:semiHidden="0" w:name="Medium List 2 Accent 2"/>
-    <w:lsdException w:unhideWhenUsed="0" w:uiPriority="67" w:semiHidden="0" w:name="Medium Grid 1 Accent 2"/>
-    <w:lsdException w:unhideWhenUsed="0" w:uiPriority="68" w:semiHidden="0" w:name="Medium Grid 2 Accent 2"/>
-    <w:lsdException w:unhideWhenUsed="0" w:uiPriority="69" w:semiHidden="0" w:name="Medium Grid 3 Accent 2"/>
-    <w:lsdException w:unhideWhenUsed="0" w:uiPriority="70" w:semiHidden="0" w:name="Dark List Accent 2"/>
-    <w:lsdException w:unhideWhenUsed="0" w:uiPriority="71" w:semiHidden="0" w:name="Colorful Shading Accent 2"/>
-    <w:lsdException w:unhideWhenUsed="0" w:uiPriority="72" w:semiHidden="0" w:name="Colorful List Accent 2"/>
-    <w:lsdException w:unhideWhenUsed="0" w:uiPriority="73" w:semiHidden="0" w:name="Colorful Grid Accent 2"/>
-    <w:lsdException w:unhideWhenUsed="0" w:uiPriority="60" w:semiHidden="0" w:name="Light Shading Accent 3"/>
-    <w:lsdException w:unhideWhenUsed="0" w:uiPriority="61" w:semiHidden="0" w:name="Light List Accent 3"/>
-    <w:lsdException w:unhideWhenUsed="0" w:uiPriority="62" w:semiHidden="0" w:name="Light Grid Accent 3"/>
-    <w:lsdException w:unhideWhenUsed="0" w:uiPriority="63" w:semiHidden="0" w:name="Medium Shading 1 Accent 3"/>
-    <w:lsdException w:unhideWhenUsed="0" w:uiPriority="64" w:semiHidden="0" w:name="Medium Shading 2 Accent 3"/>
-    <w:lsdException w:unhideWhenUsed="0" w:uiPriority="65" w:semiHidden="0" w:name="Medium List 1 Accent 3"/>
-    <w:lsdException w:unhideWhenUsed="0" w:uiPriority="66" w:semiHidden="0" w:name="Medium List 2 Accent 3"/>
-    <w:lsdException w:unhideWhenUsed="0" w:uiPriority="67" w:semiHidden="0" w:name="Medium Grid 1 Accent 3"/>
-    <w:lsdException w:unhideWhenUsed="0" w:uiPriority="68" w:semiHidden="0" w:name="Medium Grid 2 Accent 3"/>
-    <w:lsdException w:unhideWhenUsed="0" w:uiPriority="69" w:semiHidden="0" w:name="Medium Grid 3 Accent 3"/>
-    <w:lsdException w:unhideWhenUsed="0" w:uiPriority="70" w:semiHidden="0" w:name="Dark List Accent 3"/>
-    <w:lsdException w:unhideWhenUsed="0" w:uiPriority="71" w:semiHidden="0" w:name="Colorful Shading Accent 3"/>
-    <w:lsdException w:unhideWhenUsed="0" w:uiPriority="72" w:semiHidden="0" w:name="Colorful List Accent 3"/>
-    <w:lsdException w:unhideWhenUsed="0" w:uiPriority="73" w:semiHidden="0" w:name="Colorful Grid Accent 3"/>
-    <w:lsdException w:unhideWhenUsed="0" w:uiPriority="60" w:semiHidden="0" w:name="Light Shading Accent 4"/>
-    <w:lsdException w:unhideWhenUsed="0" w:uiPriority="61" w:semiHidden="0" w:name="Light List Accent 4"/>
-    <w:lsdException w:unhideWhenUsed="0" w:uiPriority="62" w:semiHidden="0" w:name="Light Grid Accent 4"/>
-    <w:lsdException w:unhideWhenUsed="0" w:uiPriority="63" w:semiHidden="0" w:name="Medium Shading 1 Accent 4"/>
-    <w:lsdException w:unhideWhenUsed="0" w:uiPriority="64" w:semiHidden="0" w:name="Medium Shading 2 Accent 4"/>
-    <w:lsdException w:unhideWhenUsed="0" w:uiPriority="65" w:semiHidden="0" w:name="Medium List 1 Accent 4"/>
-    <w:lsdException w:unhideWhenUsed="0" w:uiPriority="66" w:semiHidden="0" w:name="Medium List 2 Accent 4"/>
-    <w:lsdException w:unhideWhenUsed="0" w:uiPriority="67" w:semiHidden="0" w:name="Medium Grid 1 Accent 4"/>
-    <w:lsdException w:unhideWhenUsed="0" w:uiPriority="68" w:semiHidden="0" w:name="Medium Grid 2 Accent 4"/>
-    <w:lsdException w:unhideWhenUsed="0" w:uiPriority="69" w:semiHidden="0" w:name="Medium Grid 3 Accent 4"/>
-    <w:lsdException w:unhideWhenUsed="0" w:uiPriority="70" w:semiHidden="0" w:name="Dark List Accent 4"/>
-    <w:lsdException w:unhideWhenUsed="0" w:uiPriority="71" w:semiHidden="0" w:name="Colorful Shading Accent 4"/>
-    <w:lsdException w:unhideWhenUsed="0" w:uiPriority="72" w:semiHidden="0" w:name="Colorful List Accent 4"/>
-    <w:lsdException w:unhideWhenUsed="0" w:uiPriority="73" w:semiHidden="0" w:name="Colorful Grid Accent 4"/>
-    <w:lsdException w:unhideWhenUsed="0" w:uiPriority="60" w:semiHidden="0" w:name="Light Shading Accent 5"/>
-    <w:lsdException w:unhideWhenUsed="0" w:uiPriority="61" w:semiHidden="0" w:name="Light List Accent 5"/>
-    <w:lsdException w:unhideWhenUsed="0" w:uiPriority="62" w:semiHidden="0" w:name="Light Grid Accent 5"/>
-    <w:lsdException w:unhideWhenUsed="0" w:uiPriority="63" w:semiHidden="0" w:name="Medium Shading 1 Accent 5"/>
-    <w:lsdException w:unhideWhenUsed="0" w:uiPriority="64" w:semiHidden="0" w:name="Medium Shading 2 Accent 5"/>
-    <w:lsdException w:unhideWhenUsed="0" w:uiPriority="65" w:semiHidden="0" w:name="Medium List 1 Accent 5"/>
-    <w:lsdException w:unhideWhenUsed="0" w:uiPriority="66" w:semiHidden="0" w:name="Medium List 2 Accent 5"/>
-    <w:lsdException w:unhideWhenUsed="0" w:uiPriority="67" w:semiHidden="0" w:name="Medium Grid 1 Accent 5"/>
-    <w:lsdException w:unhideWhenUsed="0" w:uiPriority="68" w:semiHidden="0" w:name="Medium Grid 2 Accent 5"/>
-    <w:lsdException w:unhideWhenUsed="0" w:uiPriority="69" w:semiHidden="0" w:name="Medium Grid 3 Accent 5"/>
-    <w:lsdException w:unhideWhenUsed="0" w:uiPriority="70" w:semiHidden="0" w:name="Dark List Accent 5"/>
-    <w:lsdException w:unhideWhenUsed="0" w:uiPriority="71" w:semiHidden="0" w:name="Colorful Shading Accent 5"/>
-    <w:lsdException w:unhideWhenUsed="0" w:uiPriority="72" w:semiHidden="0" w:name="Colorful List Accent 5"/>
-    <w:lsdException w:unhideWhenUsed="0" w:uiPriority="73" w:semiHidden="0" w:name="Colorful Grid Accent 5"/>
-    <w:lsdException w:unhideWhenUsed="0" w:uiPriority="60" w:semiHidden="0" w:name="Light Shading Accent 6"/>
-    <w:lsdException w:unhideWhenUsed="0" w:uiPriority="61" w:semiHidden="0" w:name="Light List Accent 6"/>
-    <w:lsdException w:unhideWhenUsed="0" w:uiPriority="62" w:semiHidden="0" w:name="Light Grid Accent 6"/>
-    <w:lsdException w:unhideWhenUsed="0" w:uiPriority="63" w:semiHidden="0" w:name="Medium Shading 1 Accent 6"/>
-    <w:lsdException w:unhideWhenUsed="0" w:uiPriority="64" w:semiHidden="0" w:name="Medium Shading 2 Accent 6"/>
-    <w:lsdException w:unhideWhenUsed="0" w:uiPriority="65" w:semiHidden="0" w:name="Medium List 1 Accent 6"/>
-    <w:lsdException w:unhideWhenUsed="0" w:uiPriority="66" w:semiHidden="0" w:name="Medium List 2 Accent 6"/>
-    <w:lsdException w:unhideWhenUsed="0" w:uiPriority="67" w:semiHidden="0" w:name="Medium Grid 1 Accent 6"/>
-    <w:lsdException w:unhideWhenUsed="0" w:uiPriority="68" w:semiHidden="0" w:name="Medium Grid 2 Accent 6"/>
-    <w:lsdException w:unhideWhenUsed="0" w:uiPriority="69" w:semiHidden="0" w:name="Medium Grid 3 Accent 6"/>
-    <w:lsdException w:unhideWhenUsed="0" w:uiPriority="70" w:semiHidden="0" w:name="Dark List Accent 6"/>
-    <w:lsdException w:unhideWhenUsed="0" w:uiPriority="71" w:semiHidden="0" w:name="Colorful Shading Accent 6"/>
-    <w:lsdException w:unhideWhenUsed="0" w:uiPriority="72" w:semiHidden="0" w:name="Colorful List Accent 6"/>
-    <w:lsdException w:unhideWhenUsed="0" w:uiPriority="73" w:semiHidden="0" w:name="Colorful Grid Accent 6"/>
+  <w:latentStyles w:defLockedState="0" w:defUIPriority="99" w:defSemiHidden="0" w:defUnhideWhenUsed="0" w:defQFormat="0" w:count="376">
+    <w:lsdException w:name="Normal" w:uiPriority="0" w:qFormat="1"/>
+    <w:lsdException w:name="heading 1" w:uiPriority="9" w:qFormat="1"/>
+    <w:lsdException w:name="heading 2" w:uiPriority="9" w:unhideWhenUsed="1" w:qFormat="1"/>
+    <w:lsdException w:name="heading 3" w:uiPriority="9" w:unhideWhenUsed="1" w:qFormat="1"/>
+    <w:lsdException w:name="heading 4" w:semiHidden="1" w:uiPriority="9" w:unhideWhenUsed="1" w:qFormat="1"/>
+    <w:lsdException w:name="heading 5" w:semiHidden="1" w:uiPriority="9" w:unhideWhenUsed="1" w:qFormat="1"/>
+    <w:lsdException w:name="heading 6" w:semiHidden="1" w:uiPriority="9" w:unhideWhenUsed="1" w:qFormat="1"/>
+    <w:lsdException w:name="heading 7" w:semiHidden="1" w:uiPriority="9" w:unhideWhenUsed="1" w:qFormat="1"/>
+    <w:lsdException w:name="heading 8" w:semiHidden="1" w:uiPriority="9" w:unhideWhenUsed="1" w:qFormat="1"/>
+    <w:lsdException w:name="heading 9" w:semiHidden="1" w:uiPriority="9" w:unhideWhenUsed="1" w:qFormat="1"/>
+    <w:lsdException w:name="index 1" w:semiHidden="1" w:unhideWhenUsed="1"/>
+    <w:lsdException w:name="index 2" w:semiHidden="1" w:unhideWhenUsed="1"/>
+    <w:lsdException w:name="index 3" w:semiHidden="1" w:unhideWhenUsed="1"/>
+    <w:lsdException w:name="index 4" w:semiHidden="1" w:unhideWhenUsed="1"/>
+    <w:lsdException w:name="index 5" w:semiHidden="1" w:unhideWhenUsed="1"/>
+    <w:lsdException w:name="index 6" w:semiHidden="1" w:unhideWhenUsed="1"/>
+    <w:lsdException w:name="index 7" w:semiHidden="1" w:unhideWhenUsed="1"/>
+    <w:lsdException w:name="index 8" w:semiHidden="1" w:unhideWhenUsed="1"/>
+    <w:lsdException w:name="index 9" w:semiHidden="1" w:unhideWhenUsed="1"/>
+    <w:lsdException w:name="toc 1" w:semiHidden="1" w:uiPriority="39" w:unhideWhenUsed="1"/>
+    <w:lsdException w:name="toc 2" w:semiHidden="1" w:uiPriority="39" w:unhideWhenUsed="1"/>
+    <w:lsdException w:name="toc 3" w:semiHidden="1" w:uiPriority="39" w:unhideWhenUsed="1"/>
+    <w:lsdException w:name="toc 4" w:semiHidden="1" w:uiPriority="39" w:unhideWhenUsed="1"/>
+    <w:lsdException w:name="toc 5" w:semiHidden="1" w:uiPriority="39" w:unhideWhenUsed="1"/>
+    <w:lsdException w:name="toc 6" w:semiHidden="1" w:uiPriority="39" w:unhideWhenUsed="1"/>
+    <w:lsdException w:name="toc 7" w:semiHidden="1" w:uiPriority="39" w:unhideWhenUsed="1"/>
+    <w:lsdException w:name="toc 8" w:semiHidden="1" w:uiPriority="39" w:unhideWhenUsed="1"/>
+    <w:lsdException w:name="toc 9" w:semiHidden="1" w:uiPriority="39" w:unhideWhenUsed="1"/>
+    <w:lsdException w:name="Normal Indent" w:semiHidden="1" w:unhideWhenUsed="1"/>
+    <w:lsdException w:name="footnote text" w:semiHidden="1" w:unhideWhenUsed="1"/>
+    <w:lsdException w:name="annotation text" w:semiHidden="1" w:unhideWhenUsed="1"/>
+    <w:lsdException w:name="header" w:unhideWhenUsed="1"/>
+    <w:lsdException w:name="footer" w:unhideWhenUsed="1"/>
+    <w:lsdException w:name="index heading" w:semiHidden="1" w:unhideWhenUsed="1"/>
+    <w:lsdException w:name="caption" w:semiHidden="1" w:uiPriority="35" w:unhideWhenUsed="1" w:qFormat="1"/>
+    <w:lsdException w:name="table of figures" w:semiHidden="1" w:unhideWhenUsed="1"/>
+    <w:lsdException w:name="envelope address" w:semiHidden="1" w:unhideWhenUsed="1"/>
+    <w:lsdException w:name="envelope return" w:semiHidden="1" w:unhideWhenUsed="1"/>
+    <w:lsdException w:name="footnote reference" w:semiHidden="1" w:unhideWhenUsed="1"/>
+    <w:lsdException w:name="annotation reference" w:semiHidden="1" w:unhideWhenUsed="1"/>
+    <w:lsdException w:name="line number" w:semiHidden="1" w:unhideWhenUsed="1"/>
+    <w:lsdException w:name="page number" w:semiHidden="1" w:unhideWhenUsed="1"/>
+    <w:lsdException w:name="endnote reference" w:semiHidden="1" w:unhideWhenUsed="1"/>
+    <w:lsdException w:name="endnote text" w:semiHidden="1" w:unhideWhenUsed="1"/>
+    <w:lsdException w:name="table of authorities" w:semiHidden="1" w:unhideWhenUsed="1"/>
+    <w:lsdException w:name="macro" w:semiHidden="1" w:unhideWhenUsed="1"/>
+    <w:lsdException w:name="toa heading" w:semiHidden="1" w:unhideWhenUsed="1"/>
+    <w:lsdException w:name="List" w:semiHidden="1" w:unhideWhenUsed="1"/>
+    <w:lsdException w:name="List Bullet" w:semiHidden="1" w:unhideWhenUsed="1"/>
+    <w:lsdException w:name="List Number" w:semiHidden="1" w:unhideWhenUsed="1"/>
+    <w:lsdException w:name="List 2" w:semiHidden="1" w:unhideWhenUsed="1"/>
+    <w:lsdException w:name="List 3" w:semiHidden="1" w:unhideWhenUsed="1"/>
+    <w:lsdException w:name="List 4" w:semiHidden="1" w:unhideWhenUsed="1"/>
+    <w:lsdException w:name="List 5" w:semiHidden="1" w:unhideWhenUsed="1"/>
+    <w:lsdException w:name="List Bullet 2" w:semiHidden="1" w:unhideWhenUsed="1"/>
+    <w:lsdException w:name="List Bullet 3" w:semiHidden="1" w:unhideWhenUsed="1"/>
+    <w:lsdException w:name="List Bullet 4" w:semiHidden="1" w:unhideWhenUsed="1"/>
+    <w:lsdException w:name="List Bullet 5" w:semiHidden="1" w:unhideWhenUsed="1"/>
+    <w:lsdException w:name="List Number 2" w:semiHidden="1" w:unhideWhenUsed="1"/>
+    <w:lsdException w:name="List Number 3" w:semiHidden="1" w:unhideWhenUsed="1"/>
+    <w:lsdException w:name="List Number 4" w:semiHidden="1" w:unhideWhenUsed="1"/>
+    <w:lsdException w:name="List Number 5" w:semiHidden="1" w:unhideWhenUsed="1"/>
+    <w:lsdException w:name="Title" w:uiPriority="10" w:qFormat="1"/>
+    <w:lsdException w:name="Closing" w:semiHidden="1" w:unhideWhenUsed="1"/>
+    <w:lsdException w:name="Signature" w:semiHidden="1" w:unhideWhenUsed="1"/>
+    <w:lsdException w:name="Default Paragraph Font" w:semiHidden="1" w:uiPriority="1" w:unhideWhenUsed="1" w:qFormat="1"/>
+    <w:lsdException w:name="Body Text" w:semiHidden="1" w:unhideWhenUsed="1"/>
+    <w:lsdException w:name="Body Text Indent" w:semiHidden="1" w:unhideWhenUsed="1"/>
+    <w:lsdException w:name="List Continue" w:semiHidden="1" w:unhideWhenUsed="1"/>
+    <w:lsdException w:name="List Continue 2" w:semiHidden="1" w:unhideWhenUsed="1"/>
+    <w:lsdException w:name="List Continue 3" w:semiHidden="1" w:unhideWhenUsed="1"/>
+    <w:lsdException w:name="List Continue 4" w:semiHidden="1" w:unhideWhenUsed="1"/>
+    <w:lsdException w:name="List Continue 5" w:semiHidden="1" w:unhideWhenUsed="1"/>
+    <w:lsdException w:name="Message Header" w:semiHidden="1" w:unhideWhenUsed="1"/>
+    <w:lsdException w:name="Subtitle" w:uiPriority="11" w:qFormat="1"/>
+    <w:lsdException w:name="Salutation" w:semiHidden="1" w:unhideWhenUsed="1"/>
+    <w:lsdException w:name="Date" w:semiHidden="1" w:unhideWhenUsed="1"/>
+    <w:lsdException w:name="Body Text First Indent" w:semiHidden="1" w:unhideWhenUsed="1"/>
+    <w:lsdException w:name="Body Text First Indent 2" w:semiHidden="1" w:unhideWhenUsed="1"/>
+    <w:lsdException w:name="Note Heading" w:semiHidden="1" w:unhideWhenUsed="1"/>
+    <w:lsdException w:name="Body Text 2" w:semiHidden="1" w:unhideWhenUsed="1"/>
+    <w:lsdException w:name="Body Text 3" w:semiHidden="1" w:unhideWhenUsed="1"/>
+    <w:lsdException w:name="Body Text Indent 2" w:semiHidden="1" w:unhideWhenUsed="1"/>
+    <w:lsdException w:name="Body Text Indent 3" w:semiHidden="1" w:unhideWhenUsed="1"/>
+    <w:lsdException w:name="Block Text" w:semiHidden="1" w:unhideWhenUsed="1"/>
+    <w:lsdException w:name="Hyperlink" w:unhideWhenUsed="1"/>
+    <w:lsdException w:name="FollowedHyperlink" w:semiHidden="1" w:unhideWhenUsed="1"/>
+    <w:lsdException w:name="Strong" w:uiPriority="22" w:qFormat="1"/>
+    <w:lsdException w:name="Emphasis" w:uiPriority="20" w:qFormat="1"/>
+    <w:lsdException w:name="Document Map" w:semiHidden="1" w:unhideWhenUsed="1"/>
+    <w:lsdException w:name="Plain Text" w:semiHidden="1" w:unhideWhenUsed="1"/>
+    <w:lsdException w:name="E-mail Signature" w:semiHidden="1" w:unhideWhenUsed="1"/>
+    <w:lsdException w:name="HTML Top of Form" w:semiHidden="1" w:unhideWhenUsed="1"/>
+    <w:lsdException w:name="HTML Bottom of Form" w:semiHidden="1" w:unhideWhenUsed="1"/>
+    <w:lsdException w:name="Normal (Web)" w:semiHidden="1" w:unhideWhenUsed="1"/>
+    <w:lsdException w:name="HTML Acronym" w:semiHidden="1" w:unhideWhenUsed="1"/>
+    <w:lsdException w:name="HTML Address" w:semiHidden="1" w:unhideWhenUsed="1"/>
+    <w:lsdException w:name="HTML Cite" w:semiHidden="1" w:unhideWhenUsed="1"/>
+    <w:lsdException w:name="HTML Code" w:semiHidden="1" w:unhideWhenUsed="1"/>
+    <w:lsdException w:name="HTML Definition" w:semiHidden="1" w:unhideWhenUsed="1"/>
+    <w:lsdException w:name="HTML Keyboard" w:semiHidden="1" w:unhideWhenUsed="1"/>
+    <w:lsdException w:name="HTML Preformatted" w:semiHidden="1" w:unhideWhenUsed="1"/>
+    <w:lsdException w:name="HTML Sample" w:semiHidden="1" w:unhideWhenUsed="1"/>
+    <w:lsdException w:name="HTML Typewriter" w:semiHidden="1" w:unhideWhenUsed="1"/>
+    <w:lsdException w:name="HTML Variable" w:semiHidden="1" w:unhideWhenUsed="1"/>
+    <w:lsdException w:name="Normal Table" w:semiHidden="1" w:unhideWhenUsed="1"/>
+    <w:lsdException w:name="annotation subject" w:semiHidden="1" w:unhideWhenUsed="1"/>
+    <w:lsdException w:name="No List" w:semiHidden="1" w:unhideWhenUsed="1"/>
+    <w:lsdException w:name="Outline List 1" w:semiHidden="1" w:unhideWhenUsed="1"/>
+    <w:lsdException w:name="Outline List 2" w:semiHidden="1" w:unhideWhenUsed="1"/>
+    <w:lsdException w:name="Outline List 3" w:semiHidden="1" w:unhideWhenUsed="1"/>
+    <w:lsdException w:name="Table Simple 1" w:semiHidden="1" w:unhideWhenUsed="1"/>
+    <w:lsdException w:name="Table Simple 2" w:semiHidden="1" w:unhideWhenUsed="1"/>
+    <w:lsdException w:name="Table Simple 3" w:semiHidden="1" w:unhideWhenUsed="1"/>
+    <w:lsdException w:name="Table Classic 1" w:semiHidden="1" w:unhideWhenUsed="1"/>
+    <w:lsdException w:name="Table Classic 2" w:semiHidden="1" w:unhideWhenUsed="1"/>
+    <w:lsdException w:name="Table Classic 3" w:semiHidden="1" w:unhideWhenUsed="1"/>
+    <w:lsdException w:name="Table Classic 4" w:semiHidden="1" w:unhideWhenUsed="1"/>
+    <w:lsdException w:name="Table Colorful 1" w:semiHidden="1" w:unhideWhenUsed="1"/>
+    <w:lsdException w:name="Table Colorful 2" w:semiHidden="1" w:unhideWhenUsed="1"/>
+    <w:lsdException w:name="Table Colorful 3" w:semiHidden="1" w:unhideWhenUsed="1"/>
+    <w:lsdException w:name="Table Columns 1" w:semiHidden="1" w:unhideWhenUsed="1"/>
+    <w:lsdException w:name="Table Columns 2" w:semiHidden="1" w:unhideWhenUsed="1"/>
+    <w:lsdException w:name="Table Columns 3" w:semiHidden="1" w:unhideWhenUsed="1"/>
+    <w:lsdException w:name="Table Columns 4" w:semiHidden="1" w:unhideWhenUsed="1"/>
+    <w:lsdException w:name="Table Columns 5" w:semiHidden="1" w:unhideWhenUsed="1"/>
+    <w:lsdException w:name="Table Grid 1" w:semiHidden="1" w:unhideWhenUsed="1"/>
+    <w:lsdException w:name="Table Grid 2" w:semiHidden="1" w:unhideWhenUsed="1"/>
+    <w:lsdException w:name="Table Grid 3" w:semiHidden="1" w:unhideWhenUsed="1"/>
+    <w:lsdException w:name="Table Grid 4" w:semiHidden="1" w:unhideWhenUsed="1"/>
+    <w:lsdException w:name="Table Grid 5" w:semiHidden="1" w:unhideWhenUsed="1"/>
+    <w:lsdException w:name="Table Grid 6" w:semiHidden="1" w:unhideWhenUsed="1"/>
+    <w:lsdException w:name="Table Grid 7" w:semiHidden="1" w:unhideWhenUsed="1"/>
+    <w:lsdException w:name="Table Grid 8" w:semiHidden="1" w:unhideWhenUsed="1"/>
+    <w:lsdException w:name="Table List 1" w:semiHidden="1" w:unhideWhenUsed="1"/>
+    <w:lsdException w:name="Table List 2" w:semiHidden="1" w:unhideWhenUsed="1"/>
+    <w:lsdException w:name="Table List 3" w:semiHidden="1" w:unhideWhenUsed="1"/>
+    <w:lsdException w:name="Table List 4" w:semiHidden="1" w:unhideWhenUsed="1"/>
+    <w:lsdException w:name="Table List 5" w:semiHidden="1" w:unhideWhenUsed="1"/>
+    <w:lsdException w:name="Table List 6" w:semiHidden="1" w:unhideWhenUsed="1"/>
+    <w:lsdException w:name="Table List 7" w:semiHidden="1" w:unhideWhenUsed="1"/>
+    <w:lsdException w:name="Table List 8" w:semiHidden="1" w:unhideWhenUsed="1"/>
+    <w:lsdException w:name="Table 3D effects 1" w:semiHidden="1" w:unhideWhenUsed="1"/>
+    <w:lsdException w:name="Table 3D effects 2" w:semiHidden="1" w:unhideWhenUsed="1"/>
+    <w:lsdException w:name="Table 3D effects 3" w:semiHidden="1" w:unhideWhenUsed="1"/>
+    <w:lsdException w:name="Table Contemporary" w:semiHidden="1" w:unhideWhenUsed="1"/>
+    <w:lsdException w:name="Table Elegant" w:semiHidden="1" w:unhideWhenUsed="1"/>
+    <w:lsdException w:name="Table Professional" w:semiHidden="1" w:unhideWhenUsed="1"/>
+    <w:lsdException w:name="Table Subtle 1" w:semiHidden="1" w:unhideWhenUsed="1"/>
+    <w:lsdException w:name="Table Subtle 2" w:semiHidden="1" w:unhideWhenUsed="1"/>
+    <w:lsdException w:name="Table Web 1" w:semiHidden="1" w:unhideWhenUsed="1"/>
+    <w:lsdException w:name="Table Web 2" w:semiHidden="1" w:unhideWhenUsed="1"/>
+    <w:lsdException w:name="Table Web 3" w:semiHidden="1" w:unhideWhenUsed="1"/>
+    <w:lsdException w:name="Balloon Text" w:semiHidden="1" w:unhideWhenUsed="1"/>
+    <w:lsdException w:name="Table Grid" w:uiPriority="39"/>
+    <w:lsdException w:name="Table Theme" w:semiHidden="1" w:unhideWhenUsed="1"/>
+    <w:lsdException w:name="Placeholder Text" w:semiHidden="1"/>
+    <w:lsdException w:name="Light Shading" w:uiPriority="60"/>
+    <w:lsdException w:name="Light List" w:uiPriority="61"/>
+    <w:lsdException w:name="Light Grid" w:uiPriority="62"/>
+    <w:lsdException w:name="Medium Shading 1" w:uiPriority="63"/>
+    <w:lsdException w:name="Medium Shading 2" w:uiPriority="64"/>
+    <w:lsdException w:name="Medium List 1" w:uiPriority="65"/>
+    <w:lsdException w:name="Medium List 2" w:uiPriority="66"/>
+    <w:lsdException w:name="Medium Grid 1" w:uiPriority="67"/>
+    <w:lsdException w:name="Medium Grid 2" w:uiPriority="68"/>
+    <w:lsdException w:name="Medium Grid 3" w:uiPriority="69"/>
+    <w:lsdException w:name="Dark List" w:uiPriority="70"/>
+    <w:lsdException w:name="Colorful Shading" w:uiPriority="71"/>
+    <w:lsdException w:name="Colorful List" w:uiPriority="72"/>
+    <w:lsdException w:name="Colorful Grid" w:uiPriority="73"/>
+    <w:lsdException w:name="Light Shading Accent 1" w:uiPriority="60"/>
+    <w:lsdException w:name="Light List Accent 1" w:uiPriority="61"/>
+    <w:lsdException w:name="Light Grid Accent 1" w:uiPriority="62"/>
+    <w:lsdException w:name="Medium Shading 1 Accent 1" w:uiPriority="63"/>
+    <w:lsdException w:name="Medium Shading 2 Accent 1" w:uiPriority="64"/>
+    <w:lsdException w:name="Medium List 1 Accent 1" w:uiPriority="65"/>
+    <w:lsdException w:name="Revision" w:semiHidden="1"/>
+    <w:lsdException w:name="List Paragraph" w:uiPriority="34" w:qFormat="1"/>
+    <w:lsdException w:name="Medium List 2 Accent 1" w:uiPriority="66"/>
+    <w:lsdException w:name="Medium Grid 1 Accent 1" w:uiPriority="67"/>
+    <w:lsdException w:name="Medium Grid 2 Accent 1" w:uiPriority="68"/>
+    <w:lsdException w:name="Medium Grid 3 Accent 1" w:uiPriority="69"/>
+    <w:lsdException w:name="Dark List Accent 1" w:uiPriority="70"/>
+    <w:lsdException w:name="Colorful Shading Accent 1" w:uiPriority="71"/>
+    <w:lsdException w:name="Colorful List Accent 1" w:uiPriority="72"/>
+    <w:lsdException w:name="Colorful Grid Accent 1" w:uiPriority="73"/>
+    <w:lsdException w:name="Light Shading Accent 2" w:uiPriority="60"/>
+    <w:lsdException w:name="Light List Accent 2" w:uiPriority="61"/>
+    <w:lsdException w:name="Light Grid Accent 2" w:uiPriority="62"/>
+    <w:lsdException w:name="Medium Shading 1 Accent 2" w:uiPriority="63"/>
+    <w:lsdException w:name="Medium Shading 2 Accent 2" w:uiPriority="64"/>
+    <w:lsdException w:name="Medium List 1 Accent 2" w:uiPriority="65"/>
+    <w:lsdException w:name="Medium List 2 Accent 2" w:uiPriority="66"/>
+    <w:lsdException w:name="Medium Grid 1 Accent 2" w:uiPriority="67"/>
+    <w:lsdException w:name="Medium Grid 2 Accent 2" w:uiPriority="68"/>
+    <w:lsdException w:name="Medium Grid 3 Accent 2" w:uiPriority="69"/>
+    <w:lsdException w:name="Dark List Accent 2" w:uiPriority="70"/>
+    <w:lsdException w:name="Colorful Shading Accent 2" w:uiPriority="71"/>
+    <w:lsdException w:name="Colorful List Accent 2" w:uiPriority="72"/>
+    <w:lsdException w:name="Colorful Grid Accent 2" w:uiPriority="73"/>
+    <w:lsdException w:name="Light Shading Accent 3" w:uiPriority="60"/>
+    <w:lsdException w:name="Light List Accent 3" w:uiPriority="61"/>
+    <w:lsdException w:name="Light Grid Accent 3" w:uiPriority="62"/>
+    <w:lsdException w:name="Medium Shading 1 Accent 3" w:uiPriority="63"/>
+    <w:lsdException w:name="Medium Shading 2 Accent 3" w:uiPriority="64"/>
+    <w:lsdException w:name="Medium List 1 Accent 3" w:uiPriority="65"/>
+    <w:lsdException w:name="Medium List 2 Accent 3" w:uiPriority="66"/>
+    <w:lsdException w:name="Medium Grid 1 Accent 3" w:uiPriority="67"/>
+    <w:lsdException w:name="Medium Grid 2 Accent 3" w:uiPriority="68"/>
+    <w:lsdException w:name="Medium Grid 3 Accent 3" w:uiPriority="69"/>
+    <w:lsdException w:name="Dark List Accent 3" w:uiPriority="70"/>
+    <w:lsdException w:name="Colorful Shading Accent 3" w:uiPriority="71"/>
+    <w:lsdException w:name="Colorful List Accent 3" w:uiPriority="72"/>
+    <w:lsdException w:name="Colorful Grid Accent 3" w:uiPriority="73"/>
+    <w:lsdException w:name="Light Shading Accent 4" w:uiPriority="60"/>
+    <w:lsdException w:name="Light List Accent 4" w:uiPriority="61"/>
+    <w:lsdException w:name="Light Grid Accent 4" w:uiPriority="62"/>
+    <w:lsdException w:name="Medium Shading 1 Accent 4" w:uiPriority="63"/>
+    <w:lsdException w:name="Medium Shading 2 Accent 4" w:uiPriority="64"/>
+    <w:lsdException w:name="Medium List 1 Accent 4" w:uiPriority="65"/>
+    <w:lsdException w:name="Medium List 2 Accent 4" w:uiPriority="66"/>
+    <w:lsdException w:name="Medium Grid 1 Accent 4" w:uiPriority="67"/>
+    <w:lsdException w:name="Medium Grid 2 Accent 4" w:uiPriority="68"/>
+    <w:lsdException w:name="Medium Grid 3 Accent 4" w:uiPriority="69"/>
+    <w:lsdException w:name="Dark List Accent 4" w:uiPriority="70"/>
+    <w:lsdException w:name="Colorful Shading Accent 4" w:uiPriority="71"/>
+    <w:lsdException w:name="Colorful List Accent 4" w:uiPriority="72"/>
+    <w:lsdException w:name="Colorful Grid Accent 4" w:uiPriority="73"/>
+    <w:lsdException w:name="Light Shading Accent 5" w:uiPriority="60"/>
+    <w:lsdException w:name="Light List Accent 5" w:uiPriority="61"/>
+    <w:lsdException w:name="Light Grid Accent 5" w:uiPriority="62"/>
+    <w:lsdException w:name="Medium Shading 1 Accent 5" w:uiPriority="63"/>
+    <w:lsdException w:name="Medium Shading 2 Accent 5" w:uiPriority="64"/>
+    <w:lsdException w:name="Medium List 1 Accent 5" w:uiPriority="65"/>
+    <w:lsdException w:name="Medium List 2 Accent 5" w:uiPriority="66"/>
+    <w:lsdException w:name="Medium Grid 1 Accent 5" w:uiPriority="67"/>
+    <w:lsdException w:name="Medium Grid 2 Accent 5" w:uiPriority="68"/>
+    <w:lsdException w:name="Medium Grid 3 Accent 5" w:uiPriority="69"/>
+    <w:lsdException w:name="Dark List Accent 5" w:uiPriority="70"/>
+    <w:lsdException w:name="Colorful Shading Accent 5" w:uiPriority="71"/>
+    <w:lsdException w:name="Colorful List Accent 5" w:uiPriority="72"/>
+    <w:lsdException w:name="Colorful Grid Accent 5" w:uiPriority="73"/>
+    <w:lsdException w:name="Light Shading Accent 6" w:uiPriority="60"/>
+    <w:lsdException w:name="Light List Accent 6" w:uiPriority="61"/>
+    <w:lsdException w:name="Light Grid Accent 6" w:uiPriority="62"/>
+    <w:lsdException w:name="Medium Shading 1 Accent 6" w:uiPriority="63"/>
+    <w:lsdException w:name="Medium Shading 2 Accent 6" w:uiPriority="64"/>
+    <w:lsdException w:name="Medium List 1 Accent 6" w:uiPriority="65"/>
+    <w:lsdException w:name="Medium List 2 Accent 6" w:uiPriority="66"/>
+    <w:lsdException w:name="Medium Grid 1 Accent 6" w:uiPriority="67"/>
+    <w:lsdException w:name="Medium Grid 2 Accent 6" w:uiPriority="68"/>
+    <w:lsdException w:name="Medium Grid 3 Accent 6" w:uiPriority="69"/>
+    <w:lsdException w:name="Dark List Accent 6" w:uiPriority="70"/>
+    <w:lsdException w:name="Colorful Shading Accent 6" w:uiPriority="71"/>
+    <w:lsdException w:name="Colorful List Accent 6" w:uiPriority="72"/>
+    <w:lsdException w:name="Colorful Grid Accent 6" w:uiPriority="73"/>
+    <w:lsdException w:name="Subtle Emphasis" w:uiPriority="19" w:qFormat="1"/>
+    <w:lsdException w:name="Intense Emphasis" w:uiPriority="21" w:qFormat="1"/>
+    <w:lsdException w:name="Subtle Reference" w:uiPriority="31" w:qFormat="1"/>
+    <w:lsdException w:name="Intense Reference" w:uiPriority="32" w:qFormat="1"/>
+    <w:lsdException w:name="Book Title" w:uiPriority="33" w:qFormat="1"/>
+    <w:lsdException w:name="Bibliography" w:semiHidden="1" w:uiPriority="37" w:unhideWhenUsed="1"/>
+    <w:lsdException w:name="TOC Heading" w:semiHidden="1" w:uiPriority="39" w:unhideWhenUsed="1" w:qFormat="1"/>
+    <w:lsdException w:name="Plain Table 1" w:uiPriority="41"/>
+    <w:lsdException w:name="Plain Table 2" w:uiPriority="42"/>
+    <w:lsdException w:name="Plain Table 3" w:uiPriority="43"/>
+    <w:lsdException w:name="Plain Table 4" w:uiPriority="44"/>
+    <w:lsdException w:name="Plain Table 5" w:uiPriority="45"/>
+    <w:lsdException w:name="Grid Table Light" w:uiPriority="40"/>
+    <w:lsdException w:name="Grid Table 1 Light" w:uiPriority="46"/>
+    <w:lsdException w:name="Grid Table 2" w:uiPriority="47"/>
+    <w:lsdException w:name="Grid Table 3" w:uiPriority="48"/>
+    <w:lsdException w:name="Grid Table 4" w:uiPriority="49"/>
+    <w:lsdException w:name="Grid Table 5 Dark" w:uiPriority="50"/>
+    <w:lsdException w:name="Grid Table 6 Colorful" w:uiPriority="51"/>
+    <w:lsdException w:name="Grid Table 7 Colorful" w:uiPriority="52"/>
+    <w:lsdException w:name="Grid Table 1 Light Accent 1" w:uiPriority="46"/>
+    <w:lsdException w:name="Grid Table 2 Accent 1" w:uiPriority="47"/>
+    <w:lsdException w:name="Grid Table 3 Accent 1" w:uiPriority="48"/>
+    <w:lsdException w:name="Grid Table 4 Accent 1" w:uiPriority="49"/>
+    <w:lsdException w:name="Grid Table 5 Dark Accent 1" w:uiPriority="50"/>
+    <w:lsdException w:name="Grid Table 6 Colorful Accent 1" w:uiPriority="51"/>
+    <w:lsdException w:name="Grid Table 7 Colorful Accent 1" w:uiPriority="52"/>
+    <w:lsdException w:name="Grid Table 1 Light Accent 2" w:uiPriority="46"/>
+    <w:lsdException w:name="Grid Table 2 Accent 2" w:uiPriority="47"/>
+    <w:lsdException w:name="Grid Table 3 Accent 2" w:uiPriority="48"/>
+    <w:lsdException w:name="Grid Table 4 Accent 2" w:uiPriority="49"/>
+    <w:lsdException w:name="Grid Table 5 Dark Accent 2" w:uiPriority="50"/>
+    <w:lsdException w:name="Grid Table 6 Colorful Accent 2" w:uiPriority="51"/>
+    <w:lsdException w:name="Grid Table 7 Colorful Accent 2" w:uiPriority="52"/>
+    <w:lsdException w:name="Grid Table 1 Light Accent 3" w:uiPriority="46"/>
+    <w:lsdException w:name="Grid Table 2 Accent 3" w:uiPriority="47"/>
+    <w:lsdException w:name="Grid Table 3 Accent 3" w:uiPriority="48"/>
+    <w:lsdException w:name="Grid Table 4 Accent 3" w:uiPriority="49"/>
+    <w:lsdException w:name="Grid Table 5 Dark Accent 3" w:uiPriority="50"/>
+    <w:lsdException w:name="Grid Table 6 Colorful Accent 3" w:uiPriority="51"/>
+    <w:lsdException w:name="Grid Table 7 Colorful Accent 3" w:uiPriority="52"/>
+    <w:lsdException w:name="Grid Table 1 Light Accent 4" w:uiPriority="46"/>
+    <w:lsdException w:name="Grid Table 2 Accent 4" w:uiPriority="47"/>
+    <w:lsdException w:name="Grid Table 3 Accent 4" w:uiPriority="48"/>
+    <w:lsdException w:name="Grid Table 4 Accent 4" w:uiPriority="49"/>
+    <w:lsdException w:name="Grid Table 5 Dark Accent 4" w:uiPriority="50"/>
+    <w:lsdException w:name="Grid Table 6 Colorful Accent 4" w:uiPriority="51"/>
+    <w:lsdException w:name="Grid Table 7 Colorful Accent 4" w:uiPriority="52"/>
+    <w:lsdException w:name="Grid Table 1 Light Accent 5" w:uiPriority="46"/>
+    <w:lsdException w:name="Grid Table 2 Accent 5" w:uiPriority="47"/>
+    <w:lsdException w:name="Grid Table 3 Accent 5" w:uiPriority="48"/>
+    <w:lsdException w:name="Grid Table 4 Accent 5" w:uiPriority="49"/>
+    <w:lsdException w:name="Grid Table 5 Dark Accent 5" w:uiPriority="50"/>
+    <w:lsdException w:name="Grid Table 6 Colorful Accent 5" w:uiPriority="51"/>
+    <w:lsdException w:name="Grid Table 7 Colorful Accent 5" w:uiPriority="52"/>
+    <w:lsdException w:name="Grid Table 1 Light Accent 6" w:uiPriority="46"/>
+    <w:lsdException w:name="Grid Table 2 Accent 6" w:uiPriority="47"/>
+    <w:lsdException w:name="Grid Table 3 Accent 6" w:uiPriority="48"/>
+    <w:lsdException w:name="Grid Table 4 Accent 6" w:uiPriority="49"/>
+    <w:lsdException w:name="Grid Table 5 Dark Accent 6" w:uiPriority="50"/>
+    <w:lsdException w:name="Grid Table 6 Colorful Accent 6" w:uiPriority="51"/>
+    <w:lsdException w:name="Grid Table 7 Colorful Accent 6" w:uiPriority="52"/>
+    <w:lsdException w:name="List Table 1 Light" w:uiPriority="46"/>
+    <w:lsdException w:name="List Table 2" w:uiPriority="47"/>
+    <w:lsdException w:name="List Table 3" w:uiPriority="48"/>
+    <w:lsdException w:name="List Table 4" w:uiPriority="49"/>
+    <w:lsdException w:name="List Table 5 Dark" w:uiPriority="50"/>
+    <w:lsdException w:name="List Table 6 Colorful" w:uiPriority="51"/>
+    <w:lsdException w:name="List Table 7 Colorful" w:uiPriority="52"/>
+    <w:lsdException w:name="List Table 1 Light Accent 1" w:uiPriority="46"/>
+    <w:lsdException w:name="List Table 2 Accent 1" w:uiPriority="47"/>
+    <w:lsdException w:name="List Table 3 Accent 1" w:uiPriority="48"/>
+    <w:lsdException w:name="List Table 4 Accent 1" w:uiPriority="49"/>
+    <w:lsdException w:name="List Table 5 Dark Accent 1" w:uiPriority="50"/>
+    <w:lsdException w:name="List Table 6 Colorful Accent 1" w:uiPriority="51"/>
+    <w:lsdException w:name="List Table 7 Colorful Accent 1" w:uiPriority="52"/>
+    <w:lsdException w:name="List Table 1 Light Accent 2" w:uiPriority="46"/>
+    <w:lsdException w:name="List Table 2 Accent 2" w:uiPriority="47"/>
+    <w:lsdException w:name="List Table 3 Accent 2" w:uiPriority="48"/>
+    <w:lsdException w:name="List Table 4 Accent 2" w:uiPriority="49"/>
+    <w:lsdException w:name="List Table 5 Dark Accent 2" w:uiPriority="50"/>
+    <w:lsdException w:name="List Table 6 Colorful Accent 2" w:uiPriority="51"/>
+    <w:lsdException w:name="List Table 7 Colorful Accent 2" w:uiPriority="52"/>
+    <w:lsdException w:name="List Table 1 Light Accent 3" w:uiPriority="46"/>
+    <w:lsdException w:name="List Table 2 Accent 3" w:uiPriority="47"/>
+    <w:lsdException w:name="List Table 3 Accent 3" w:uiPriority="48"/>
+    <w:lsdException w:name="List Table 4 Accent 3" w:uiPriority="49"/>
+    <w:lsdException w:name="List Table 5 Dark Accent 3" w:uiPriority="50"/>
+    <w:lsdException w:name="List Table 6 Colorful Accent 3" w:uiPriority="51"/>
+    <w:lsdException w:name="List Table 7 Colorful Accent 3" w:uiPriority="52"/>
+    <w:lsdException w:name="List Table 1 Light Accent 4" w:uiPriority="46"/>
+    <w:lsdException w:name="List Table 2 Accent 4" w:uiPriority="47"/>
+    <w:lsdException w:name="List Table 3 Accent 4" w:uiPriority="48"/>
+    <w:lsdException w:name="List Table 4 Accent 4" w:uiPriority="49"/>
+    <w:lsdException w:name="List Table 5 Dark Accent 4" w:uiPriority="50"/>
+    <w:lsdException w:name="List Table 6 Colorful Accent 4" w:uiPriority="51"/>
+    <w:lsdException w:name="List Table 7 Colorful Accent 4" w:uiPriority="52"/>
+    <w:lsdException w:name="List Table 1 Light Accent 5" w:uiPriority="46"/>
+    <w:lsdException w:name="List Table 2 Accent 5" w:uiPriority="47"/>
+    <w:lsdException w:name="List Table 3 Accent 5" w:uiPriority="48"/>
+    <w:lsdException w:name="List Table 4 Accent 5" w:uiPriority="49"/>
+    <w:lsdException w:name="List Table 5 Dark Accent 5" w:uiPriority="50"/>
+    <w:lsdException w:name="List Table 6 Colorful Accent 5" w:uiPriority="51"/>
+    <w:lsdException w:name="List Table 7 Colorful Accent 5" w:uiPriority="52"/>
+    <w:lsdException w:name="List Table 1 Light Accent 6" w:uiPriority="46"/>
+    <w:lsdException w:name="List Table 2 Accent 6" w:uiPriority="47"/>
+    <w:lsdException w:name="List Table 3 Accent 6" w:uiPriority="48"/>
+    <w:lsdException w:name="List Table 4 Accent 6" w:uiPriority="49"/>
+    <w:lsdException w:name="List Table 5 Dark Accent 6" w:uiPriority="50"/>
+    <w:lsdException w:name="List Table 6 Colorful Accent 6" w:uiPriority="51"/>
+    <w:lsdException w:name="List Table 7 Colorful Accent 6" w:uiPriority="52"/>
+    <w:lsdException w:name="Mention" w:semiHidden="1" w:unhideWhenUsed="1"/>
+    <w:lsdException w:name="Smart Hyperlink" w:semiHidden="1" w:unhideWhenUsed="1"/>
+    <w:lsdException w:name="Hashtag" w:semiHidden="1" w:unhideWhenUsed="1"/>
+    <w:lsdException w:name="Unresolved Mention" w:semiHidden="1" w:unhideWhenUsed="1"/>
+    <w:lsdException w:name="Smart Link" w:semiHidden="1" w:unhideWhenUsed="1"/>
   </w:latentStyles>
-  <w:style w:type="paragraph" w:default="1" w:styleId="1">
+  <w:style w:type="paragraph" w:default="1" w:styleId="Normal">
     <w:name w:val="Normal"/>
     <w:qFormat/>
-    <w:uiPriority w:val="0"/>
     <w:pPr>
       <w:widowControl w:val="0"/>
       <w:spacing w:line="400" w:lineRule="exact"/>
-      <w:ind w:firstLine="200" w:firstLineChars="200"/>
+      <w:ind w:firstLineChars="200" w:firstLine="200"/>
       <w:jc w:val="both"/>
     </w:pPr>
     <w:rPr>
-      <w:rFonts w:ascii="Times New Roman" w:hAnsi="Times New Roman" w:eastAsia="宋体" w:cstheme="minorBidi"/>
+      <w:rFonts w:ascii="Times New Roman" w:eastAsia="宋体" w:hAnsi="Times New Roman"/>
       <w:kern w:val="2"/>
       <w:sz w:val="24"/>
       <w:szCs w:val="22"/>
-      <w:lang w:val="en-US" w:eastAsia="zh-CN" w:bidi="ar-SA"/>
     </w:rPr>
   </w:style>
-  <w:style w:type="paragraph" w:styleId="2">
+  <w:style w:type="paragraph" w:styleId="Heading1">
     <w:name w:val="heading 1"/>
-    <w:basedOn w:val="1"/>
-    <w:next w:val="1"/>
-    <w:link w:val="10"/>
+    <w:basedOn w:val="Normal"/>
+    <w:next w:val="Normal"/>
+    <w:link w:val="Heading1Char"/>
+    <w:uiPriority w:val="9"/>
     <w:qFormat/>
-    <w:uiPriority w:val="9"/>
     <w:pPr>
       <w:keepNext/>
       <w:keepLines/>
       <w:snapToGrid w:val="0"/>
-      <w:spacing w:before="50" w:beforeLines="50" w:after="50" w:afterLines="50"/>
-      <w:ind w:firstLine="0" w:firstLineChars="0"/>
+      <w:spacing w:beforeLines="50" w:before="50" w:afterLines="50" w:after="50"/>
+      <w:ind w:firstLineChars="0" w:firstLine="0"/>
       <w:jc w:val="left"/>
       <w:outlineLvl w:val="0"/>
     </w:pPr>
@@ -2275,20 +2769,20 @@
       <w:szCs w:val="44"/>
     </w:rPr>
   </w:style>
-  <w:style w:type="paragraph" w:styleId="3">
+  <w:style w:type="paragraph" w:styleId="Heading2">
     <w:name w:val="heading 2"/>
-    <w:basedOn w:val="1"/>
-    <w:next w:val="1"/>
-    <w:link w:val="12"/>
+    <w:basedOn w:val="Normal"/>
+    <w:next w:val="Normal"/>
+    <w:link w:val="Heading2Char"/>
+    <w:uiPriority w:val="9"/>
     <w:unhideWhenUsed/>
     <w:qFormat/>
-    <w:uiPriority w:val="9"/>
     <w:pPr>
       <w:keepNext/>
       <w:keepLines/>
       <w:snapToGrid w:val="0"/>
-      <w:spacing w:before="50" w:beforeLines="50" w:after="50" w:afterLines="50" w:line="240" w:lineRule="auto"/>
-      <w:ind w:firstLine="0" w:firstLineChars="0"/>
+      <w:spacing w:beforeLines="50" w:before="50" w:afterLines="50" w:after="50" w:line="240" w:lineRule="auto"/>
+      <w:ind w:firstLineChars="0" w:firstLine="0"/>
       <w:outlineLvl w:val="1"/>
     </w:pPr>
     <w:rPr>
@@ -2299,20 +2793,20 @@
       <w:szCs w:val="32"/>
     </w:rPr>
   </w:style>
-  <w:style w:type="paragraph" w:styleId="4">
+  <w:style w:type="paragraph" w:styleId="Heading3">
     <w:name w:val="heading 3"/>
-    <w:basedOn w:val="1"/>
-    <w:next w:val="1"/>
-    <w:link w:val="16"/>
+    <w:basedOn w:val="Normal"/>
+    <w:next w:val="Normal"/>
+    <w:link w:val="Heading3Char"/>
+    <w:uiPriority w:val="9"/>
     <w:unhideWhenUsed/>
     <w:qFormat/>
-    <w:uiPriority w:val="9"/>
     <w:pPr>
       <w:keepNext/>
       <w:keepLines/>
       <w:snapToGrid w:val="0"/>
-      <w:spacing w:before="50" w:beforeLines="50" w:after="50" w:afterLines="50" w:line="240" w:lineRule="auto"/>
-      <w:ind w:firstLine="0" w:firstLineChars="0"/>
+      <w:spacing w:beforeLines="50" w:before="50" w:afterLines="50" w:after="50" w:line="240" w:lineRule="auto"/>
+      <w:ind w:firstLineChars="0" w:firstLine="0"/>
       <w:jc w:val="left"/>
       <w:outlineLvl w:val="2"/>
     </w:pPr>
@@ -2323,19 +2817,19 @@
       <w:szCs w:val="32"/>
     </w:rPr>
   </w:style>
-  <w:style w:type="character" w:default="1" w:styleId="8">
+  <w:style w:type="character" w:default="1" w:styleId="DefaultParagraphFont">
     <w:name w:val="Default Paragraph Font"/>
+    <w:uiPriority w:val="1"/>
     <w:semiHidden/>
     <w:unhideWhenUsed/>
-    <w:qFormat/>
-    <w:uiPriority w:val="1"/>
   </w:style>
-  <w:style w:type="table" w:default="1" w:styleId="7">
+  <w:style w:type="table" w:default="1" w:styleId="TableNormal">
     <w:name w:val="Normal Table"/>
+    <w:uiPriority w:val="99"/>
     <w:semiHidden/>
     <w:unhideWhenUsed/>
-    <w:uiPriority w:val="99"/>
     <w:tblPr>
+      <w:tblInd w:w="0" w:type="dxa"/>
       <w:tblCellMar>
         <w:top w:w="0" w:type="dxa"/>
         <w:left w:w="108" w:type="dxa"/>
@@ -2344,12 +2838,18 @@
       </w:tblCellMar>
     </w:tblPr>
   </w:style>
-  <w:style w:type="paragraph" w:styleId="5">
+  <w:style w:type="numbering" w:default="1" w:styleId="NoList">
+    <w:name w:val="No List"/>
+    <w:uiPriority w:val="99"/>
+    <w:semiHidden/>
+    <w:unhideWhenUsed/>
+  </w:style>
+  <w:style w:type="paragraph" w:styleId="Footer">
     <w:name w:val="footer"/>
-    <w:basedOn w:val="1"/>
-    <w:link w:val="14"/>
+    <w:basedOn w:val="Normal"/>
+    <w:link w:val="FooterChar"/>
+    <w:uiPriority w:val="99"/>
     <w:unhideWhenUsed/>
-    <w:uiPriority w:val="99"/>
     <w:pPr>
       <w:tabs>
         <w:tab w:val="center" w:pos="4153"/>
@@ -2364,15 +2864,15 @@
       <w:szCs w:val="18"/>
     </w:rPr>
   </w:style>
-  <w:style w:type="paragraph" w:styleId="6">
+  <w:style w:type="paragraph" w:styleId="Header">
     <w:name w:val="header"/>
-    <w:basedOn w:val="1"/>
-    <w:link w:val="13"/>
+    <w:basedOn w:val="Normal"/>
+    <w:link w:val="HeaderChar"/>
+    <w:uiPriority w:val="99"/>
     <w:unhideWhenUsed/>
-    <w:uiPriority w:val="99"/>
     <w:pPr>
       <w:pBdr>
-        <w:bottom w:val="single" w:color="auto" w:sz="6" w:space="1"/>
+        <w:bottom w:val="single" w:sz="6" w:space="1" w:color="auto"/>
       </w:pBdr>
       <w:tabs>
         <w:tab w:val="center" w:pos="4153"/>
@@ -2387,28 +2887,23 @@
       <w:szCs w:val="18"/>
     </w:rPr>
   </w:style>
-  <w:style w:type="character" w:styleId="9">
+  <w:style w:type="character" w:styleId="Hyperlink">
     <w:name w:val="Hyperlink"/>
-    <w:basedOn w:val="8"/>
+    <w:basedOn w:val="DefaultParagraphFont"/>
+    <w:uiPriority w:val="99"/>
     <w:unhideWhenUsed/>
-    <w:uiPriority w:val="99"/>
     <w:rPr>
       <w:color w:val="0563C1" w:themeColor="hyperlink"/>
       <w:u w:val="single"/>
-      <w14:textFill>
-        <w14:solidFill>
-          <w14:schemeClr w14:val="hlink"/>
-        </w14:solidFill>
-      </w14:textFill>
     </w:rPr>
   </w:style>
-  <w:style w:type="character" w:customStyle="1" w:styleId="10">
-    <w:name w:val="标题 1 字符"/>
-    <w:basedOn w:val="8"/>
-    <w:link w:val="2"/>
+  <w:style w:type="character" w:customStyle="1" w:styleId="Heading1Char">
+    <w:name w:val="Heading 1 Char"/>
+    <w:basedOn w:val="DefaultParagraphFont"/>
+    <w:link w:val="Heading1"/>
     <w:uiPriority w:val="9"/>
     <w:rPr>
-      <w:rFonts w:ascii="Times New Roman" w:hAnsi="Times New Roman" w:eastAsia="宋体"/>
+      <w:rFonts w:ascii="Times New Roman" w:eastAsia="宋体" w:hAnsi="Times New Roman"/>
       <w:b/>
       <w:bCs/>
       <w:kern w:val="44"/>
@@ -2416,68 +2911,68 @@
       <w:szCs w:val="44"/>
     </w:rPr>
   </w:style>
-  <w:style w:type="paragraph" w:styleId="11">
+  <w:style w:type="paragraph" w:styleId="ListParagraph">
     <w:name w:val="List Paragraph"/>
-    <w:basedOn w:val="1"/>
+    <w:basedOn w:val="Normal"/>
+    <w:uiPriority w:val="34"/>
     <w:qFormat/>
-    <w:uiPriority w:val="34"/>
     <w:pPr>
       <w:ind w:firstLine="420"/>
     </w:pPr>
   </w:style>
-  <w:style w:type="character" w:customStyle="1" w:styleId="12">
-    <w:name w:val="标题 2 字符"/>
-    <w:basedOn w:val="8"/>
-    <w:link w:val="3"/>
+  <w:style w:type="character" w:customStyle="1" w:styleId="Heading2Char">
+    <w:name w:val="Heading 2 Char"/>
+    <w:basedOn w:val="DefaultParagraphFont"/>
+    <w:link w:val="Heading2"/>
     <w:uiPriority w:val="9"/>
     <w:rPr>
-      <w:rFonts w:ascii="Times New Roman" w:hAnsi="Times New Roman" w:eastAsia="宋体" w:cstheme="majorBidi"/>
+      <w:rFonts w:ascii="Times New Roman" w:eastAsia="宋体" w:hAnsi="Times New Roman" w:cstheme="majorBidi"/>
       <w:b/>
       <w:bCs/>
       <w:sz w:val="28"/>
       <w:szCs w:val="32"/>
     </w:rPr>
   </w:style>
-  <w:style w:type="character" w:customStyle="1" w:styleId="13">
-    <w:name w:val="页眉 字符"/>
-    <w:basedOn w:val="8"/>
-    <w:link w:val="6"/>
+  <w:style w:type="character" w:customStyle="1" w:styleId="HeaderChar">
+    <w:name w:val="Header Char"/>
+    <w:basedOn w:val="DefaultParagraphFont"/>
+    <w:link w:val="Header"/>
     <w:uiPriority w:val="99"/>
     <w:rPr>
-      <w:rFonts w:ascii="Times New Roman" w:hAnsi="Times New Roman" w:eastAsia="宋体"/>
+      <w:rFonts w:ascii="Times New Roman" w:eastAsia="宋体" w:hAnsi="Times New Roman"/>
       <w:sz w:val="18"/>
       <w:szCs w:val="18"/>
     </w:rPr>
   </w:style>
-  <w:style w:type="character" w:customStyle="1" w:styleId="14">
-    <w:name w:val="页脚 字符"/>
-    <w:basedOn w:val="8"/>
-    <w:link w:val="5"/>
+  <w:style w:type="character" w:customStyle="1" w:styleId="FooterChar">
+    <w:name w:val="Footer Char"/>
+    <w:basedOn w:val="DefaultParagraphFont"/>
+    <w:link w:val="Footer"/>
     <w:uiPriority w:val="99"/>
     <w:rPr>
-      <w:rFonts w:ascii="Times New Roman" w:hAnsi="Times New Roman" w:eastAsia="宋体"/>
+      <w:rFonts w:ascii="Times New Roman" w:eastAsia="宋体" w:hAnsi="Times New Roman"/>
       <w:sz w:val="18"/>
       <w:szCs w:val="18"/>
     </w:rPr>
   </w:style>
-  <w:style w:type="character" w:customStyle="1" w:styleId="15">
-    <w:name w:val="Unresolved Mention"/>
-    <w:basedOn w:val="8"/>
+  <w:style w:type="character" w:customStyle="1" w:styleId="UnresolvedMention1">
+    <w:name w:val="Unresolved Mention1"/>
+    <w:basedOn w:val="DefaultParagraphFont"/>
+    <w:uiPriority w:val="99"/>
     <w:semiHidden/>
     <w:unhideWhenUsed/>
-    <w:uiPriority w:val="99"/>
     <w:rPr>
       <w:color w:val="605E5C"/>
       <w:shd w:val="clear" w:color="auto" w:fill="E1DFDD"/>
     </w:rPr>
   </w:style>
-  <w:style w:type="character" w:customStyle="1" w:styleId="16">
-    <w:name w:val="标题 3 字符"/>
-    <w:basedOn w:val="8"/>
-    <w:link w:val="4"/>
+  <w:style w:type="character" w:customStyle="1" w:styleId="Heading3Char">
+    <w:name w:val="Heading 3 Char"/>
+    <w:basedOn w:val="DefaultParagraphFont"/>
+    <w:link w:val="Heading3"/>
     <w:uiPriority w:val="9"/>
     <w:rPr>
-      <w:rFonts w:ascii="Times New Roman" w:hAnsi="Times New Roman" w:eastAsia="宋体"/>
+      <w:rFonts w:ascii="Times New Roman" w:eastAsia="宋体" w:hAnsi="Times New Roman"/>
       <w:b/>
       <w:bCs/>
       <w:sz w:val="28"/>
@@ -2739,5 +3234,6 @@
     </a:fmtScheme>
   </a:themeElements>
   <a:objectDefaults/>
+  <a:extraClrSchemeLst/>
 </a:theme>
 </file>